--- a/crm/plantillas/15_Acta_de_terminacion.docx
+++ b/crm/plantillas/15_Acta_de_terminacion.docx
@@ -1,6 +1,6 @@
 
 <file path=word/document.xml><?xml version="1.0" encoding="utf-8"?>
-<w:document xmlns:wpc="http://schemas.microsoft.com/office/word/2010/wordprocessingCanvas" xmlns:cx="http://schemas.microsoft.com/office/drawing/2014/chartex" xmlns:cx1="http://schemas.microsoft.com/office/drawing/2015/9/8/chartex" xmlns:cx2="http://schemas.microsoft.com/office/drawing/2015/10/21/chartex" xmlns:cx3="http://schemas.microsoft.com/office/drawing/2016/5/9/chartex" xmlns:cx4="http://schemas.microsoft.com/office/drawing/2016/5/10/chartex" xmlns:cx5="http://schemas.microsoft.com/office/drawing/2016/5/11/chartex" xmlns:cx6="http://schemas.microsoft.com/office/drawing/2016/5/12/chartex" xmlns:cx7="http://schemas.microsoft.com/office/drawing/2016/5/13/chartex" xmlns:cx8="http://schemas.microsoft.com/office/drawing/2016/5/14/chartex" xmlns:mc="http://schemas.openxmlformats.org/markup-compatibility/2006" xmlns:m="http://schemas.openxmlformats.org/officeDocument/2006/math" xmlns:aink="http://schemas.microsoft.com/office/drawing/2016/ink" xmlns:am3d="http://schemas.microsoft.com/office/drawing/2017/model3d" xmlns:oel="http://schemas.microsoft.com/office/2019/extlst" xmlns:r="http://schemas.openxmlformats.org/officeDocument/2006/relationships" xmlns:wp14="http://schemas.microsoft.com/office/word/2010/wordprocessingDrawing" xmlns:wp="http://schemas.openxmlformats.org/drawingml/2006/wordprocessingDrawing" xmlns:wpg="http://schemas.microsoft.com/office/word/2010/wordprocessingGroup" xmlns:wpi="http://schemas.microsoft.com/office/word/2010/wordprocessingInk" xmlns:wps="http://schemas.microsoft.com/office/word/2010/wordprocessingShape" xmlns:o="urn:schemas-microsoft-com:office:office" xmlns:v="urn:schemas-microsoft-com:vml" xmlns:w10="urn:schemas-microsoft-com:office:word" xmlns:w="http://schemas.openxmlformats.org/wordprocessingml/2006/main" xmlns:w14="http://schemas.microsoft.com/office/word/2010/wordml" xmlns:w15="http://schemas.microsoft.com/office/word/2012/wordml" xmlns:w16cex="http://schemas.microsoft.com/office/word/2018/wordml/cex" xmlns:w16cid="http://schemas.microsoft.com/office/word/2016/wordml/cid" xmlns:w16="http://schemas.microsoft.com/office/word/2018/wordml" xmlns:w16sdtdh="http://schemas.microsoft.com/office/word/2020/wordml/sdtdatahash" xmlns:w16sdtfl="http://schemas.microsoft.com/office/word/2024/wordml/sdtformatlock" xmlns:w16se="http://schemas.microsoft.com/office/word/2015/wordml/symex" xmlns:w16du="http://schemas.microsoft.com/office/word/2023/wordml/word16du" xmlns:wne="http://schemas.microsoft.com/office/word/2006/wordml" mc:Ignorable="w14 w15 w16se w16cid w16 w16cex w16sdtdh w16sdtfl w16du wp14">
+<w:document xmlns:wpc="http://schemas.microsoft.com/office/word/2010/wordprocessingCanvas" xmlns:cx="http://schemas.microsoft.com/office/drawing/2014/chartex" xmlns:cx1="http://schemas.microsoft.com/office/drawing/2015/9/8/chartex" xmlns:cx2="http://schemas.microsoft.com/office/drawing/2015/10/21/chartex" xmlns:cx3="http://schemas.microsoft.com/office/drawing/2016/5/9/chartex" xmlns:cx4="http://schemas.microsoft.com/office/drawing/2016/5/10/chartex" xmlns:cx5="http://schemas.microsoft.com/office/drawing/2016/5/11/chartex" xmlns:cx6="http://schemas.microsoft.com/office/drawing/2016/5/12/chartex" xmlns:cx7="http://schemas.microsoft.com/office/drawing/2016/5/13/chartex" xmlns:cx8="http://schemas.microsoft.com/office/drawing/2016/5/14/chartex" xmlns:mc="http://schemas.openxmlformats.org/markup-compatibility/2006" xmlns:aink="http://schemas.microsoft.com/office/drawing/2016/ink" xmlns:am3d="http://schemas.microsoft.com/office/drawing/2017/model3d" xmlns:o="urn:schemas-microsoft-com:office:office" xmlns:oel="http://schemas.microsoft.com/office/2019/extlst" xmlns:r="http://schemas.openxmlformats.org/officeDocument/2006/relationships" xmlns:m="http://schemas.openxmlformats.org/officeDocument/2006/math" xmlns:v="urn:schemas-microsoft-com:vml" xmlns:wp14="http://schemas.microsoft.com/office/word/2010/wordprocessingDrawing" xmlns:wp="http://schemas.openxmlformats.org/drawingml/2006/wordprocessingDrawing" xmlns:w10="urn:schemas-microsoft-com:office:word" xmlns:w="http://schemas.openxmlformats.org/wordprocessingml/2006/main" xmlns:w14="http://schemas.microsoft.com/office/word/2010/wordml" xmlns:w15="http://schemas.microsoft.com/office/word/2012/wordml" xmlns:w16cex="http://schemas.microsoft.com/office/word/2018/wordml/cex" xmlns:w16cid="http://schemas.microsoft.com/office/word/2016/wordml/cid" xmlns:w16="http://schemas.microsoft.com/office/word/2018/wordml" xmlns:w16du="http://schemas.microsoft.com/office/word/2023/wordml/word16du" xmlns:w16sdtdh="http://schemas.microsoft.com/office/word/2020/wordml/sdtdatahash" xmlns:w16sdtfl="http://schemas.microsoft.com/office/word/2024/wordml/sdtformatlock" xmlns:w16se="http://schemas.microsoft.com/office/word/2015/wordml/symex" xmlns:wpg="http://schemas.microsoft.com/office/word/2010/wordprocessingGroup" xmlns:wpi="http://schemas.microsoft.com/office/word/2010/wordprocessingInk" xmlns:wne="http://schemas.microsoft.com/office/word/2006/wordml" xmlns:wps="http://schemas.microsoft.com/office/word/2010/wordprocessingShape" mc:Ignorable="w14 w15 w16se w16cid w16 w16cex w16sdtdh w16sdtfl w16du wp14">
   <w:body>
     <w:p>
       <w:pPr>
@@ -86,7 +86,23 @@
           <w:sz w:val="20"/>
           <w:szCs w:val="20"/>
         </w:rPr>
-        <w:t xml:space="preserve">, con RUC No. 1792807999001, representado por {ac}, en calidad de </w:t>
+        <w:t xml:space="preserve">, con RUC </w:t>
+      </w:r>
+      <w:r>
+        <w:rPr>
+          <w:rFonts w:ascii="Titillium Web" w:hAnsi="Titillium Web"/>
+          <w:sz w:val="20"/>
+          <w:szCs w:val="20"/>
+        </w:rPr>
+        <w:t>Nro.</w:t>
+      </w:r>
+      <w:r>
+        <w:rPr>
+          <w:rFonts w:ascii="Titillium Web" w:hAnsi="Titillium Web"/>
+          <w:sz w:val="20"/>
+          <w:szCs w:val="20"/>
+        </w:rPr>
+        <w:t xml:space="preserve"> 1792807999001, representado por {ac}, en calidad de </w:t>
       </w:r>
       <w:sdt>
         <w:sdtPr>
@@ -122,7 +138,23 @@
           <w:sz w:val="20"/>
           <w:szCs w:val="20"/>
         </w:rPr>
-        <w:t xml:space="preserve">, con cédula de ciudadanía No. {cedulaAc}; por otra parte, {jefe}, en calidad de </w:t>
+        <w:t xml:space="preserve">, con cédula de ciudadanía </w:t>
+      </w:r>
+      <w:r>
+        <w:rPr>
+          <w:rFonts w:ascii="Titillium Web" w:hAnsi="Titillium Web"/>
+          <w:sz w:val="20"/>
+          <w:szCs w:val="20"/>
+        </w:rPr>
+        <w:t>Nro.</w:t>
+      </w:r>
+      <w:r>
+        <w:rPr>
+          <w:rFonts w:ascii="Titillium Web" w:hAnsi="Titillium Web"/>
+          <w:sz w:val="20"/>
+          <w:szCs w:val="20"/>
+        </w:rPr>
+        <w:t xml:space="preserve"> {cedulaAc}; por otra parte, {jefe}, en calidad de </w:t>
       </w:r>
       <w:sdt>
         <w:sdtPr>
@@ -210,7 +242,23 @@
           <w:sz w:val="20"/>
           <w:szCs w:val="20"/>
         </w:rPr>
-        <w:t>; y, por otra parte, {proveedor}, con RUC No. {proveedorRuc}, a quien para efectos del presente instrumento se denominará “CONTRATISTA”. Los comparecientes intervienen con capacidad suficiente y acuerdan suscribir la presente acta al tenor de las siguientes cláusulas:</w:t>
+        <w:t xml:space="preserve">; y, por otra parte, {proveedor}, con RUC </w:t>
+      </w:r>
+      <w:r>
+        <w:rPr>
+          <w:rFonts w:ascii="Titillium Web" w:hAnsi="Titillium Web"/>
+          <w:sz w:val="20"/>
+          <w:szCs w:val="20"/>
+        </w:rPr>
+        <w:t>Nro.</w:t>
+      </w:r>
+      <w:r>
+        <w:rPr>
+          <w:rFonts w:ascii="Titillium Web" w:hAnsi="Titillium Web"/>
+          <w:sz w:val="20"/>
+          <w:szCs w:val="20"/>
+        </w:rPr>
+        <w:t xml:space="preserve"> {proveedorRuc}, a quien para efectos del presente instrumento se denominará “CONTRATISTA”. Los comparecientes intervienen con capacidad suficiente y acuerdan suscribir la presente acta al tenor de las siguientes cláusulas:</w:t>
       </w:r>
     </w:p>
     <w:p>
@@ -359,48 +407,6 @@
           <w:szCs w:val="20"/>
         </w:rPr>
         <w:t>Con fecha {fechaContrato}, el FIAS y {proveedor} suscribieron el contrato {contratoNro}, cuyo objeto es “{objeto}”, por un monto total de USD {montoTotalLetras}, con vigencia hasta {fechaFin} o hasta el agotamiento del presupuesto, según corresponda.</w:t>
-      </w:r>
-      <w:r>
-        <w:rPr>
-          <w:rFonts w:ascii="Titillium Web" w:hAnsi="Titillium Web" w:cstheme="minorBidi"/>
-          <w:sz w:val="20"/>
-          <w:szCs w:val="20"/>
-        </w:rPr>
-      </w:r>
-      <w:r>
-        <w:rPr>
-          <w:rFonts w:ascii="Titillium Web" w:hAnsi="Titillium Web" w:cstheme="minorBidi"/>
-          <w:sz w:val="20"/>
-          <w:szCs w:val="20"/>
-        </w:rPr>
-      </w:r>
-      <w:r>
-        <w:rPr>
-          <w:rFonts w:ascii="Titillium Web" w:hAnsi="Titillium Web" w:cstheme="minorBidi"/>
-          <w:sz w:val="20"/>
-          <w:szCs w:val="20"/>
-        </w:rPr>
-      </w:r>
-      <w:r>
-        <w:rPr>
-          <w:rFonts w:ascii="Titillium Web" w:hAnsi="Titillium Web" w:cstheme="minorBidi"/>
-          <w:sz w:val="20"/>
-          <w:szCs w:val="20"/>
-        </w:rPr>
-      </w:r>
-      <w:r>
-        <w:rPr>
-          <w:rFonts w:ascii="Titillium Web" w:hAnsi="Titillium Web" w:cstheme="minorBidi"/>
-          <w:sz w:val="20"/>
-          <w:szCs w:val="20"/>
-        </w:rPr>
-      </w:r>
-      <w:r>
-        <w:rPr>
-          <w:rFonts w:ascii="Titillium Web" w:hAnsi="Titillium Web"/>
-          <w:sz w:val="20"/>
-          <w:szCs w:val="20"/>
-        </w:rPr>
       </w:r>
     </w:p>
     <w:p>
@@ -1195,20 +1201,6 @@
               </w:rPr>
               <w:t>{fechaInicioContrato}</w:t>
             </w:r>
-            <w:r>
-              <w:rPr>
-                <w:rFonts w:ascii="Titillium Web" w:hAnsi="Titillium Web"/>
-                <w:sz w:val="20"/>
-                <w:szCs w:val="20"/>
-              </w:rPr>
-            </w:r>
-            <w:r>
-              <w:rPr>
-                <w:rFonts w:ascii="Titillium Web" w:hAnsi="Titillium Web"/>
-                <w:sz w:val="20"/>
-                <w:szCs w:val="20"/>
-              </w:rPr>
-            </w:r>
           </w:p>
         </w:tc>
       </w:tr>
@@ -1526,20 +1518,6 @@
                 <w:szCs w:val="20"/>
               </w:rPr>
               <w:t>USD {montoTotal}</w:t>
-            </w:r>
-            <w:r>
-              <w:rPr>
-                <w:rFonts w:ascii="Titillium Web" w:hAnsi="Titillium Web"/>
-                <w:sz w:val="20"/>
-                <w:szCs w:val="20"/>
-              </w:rPr>
-            </w:r>
-            <w:r>
-              <w:rPr>
-                <w:rFonts w:ascii="Titillium Web" w:hAnsi="Titillium Web"/>
-                <w:sz w:val="20"/>
-                <w:szCs w:val="20"/>
-              </w:rPr>
             </w:r>
           </w:p>
         </w:tc>
@@ -2282,7 +2260,59 @@
           <w:sz w:val="20"/>
           <w:szCs w:val="20"/>
         </w:rPr>
-        <w:t xml:space="preserve">La Administración del contrato y/o el área requirente certifica que el/la CONTRATISTA {proveedor}, identificado/a con RUC No. {proveedorRuc}, ejecutó el objeto del contrato {contratoNro} de conformidad con los términos pactados y con los respaldos incorporados al expediente. </w:t>
+        <w:t xml:space="preserve">La Administración del contrato y/o el área requirente certifica que </w:t>
+      </w:r>
+      <w:sdt>
+        <w:sdtPr>
+          <w:rPr>
+            <w:rFonts w:ascii="Titillium Web" w:hAnsi="Titillium Web"/>
+            <w:sz w:val="20"/>
+            <w:szCs w:val="20"/>
+          </w:rPr>
+          <w:id w:val="602541387"/>
+          <w:placeholder>
+            <w:docPart w:val="DefaultPlaceholder_-1854013438"/>
+          </w:placeholder>
+          <w:temporary/>
+          <w:comboBox>
+            <w:listItem w:displayText="el" w:value="el"/>
+            <w:listItem w:displayText="la" w:value="la"/>
+          </w:comboBox>
+        </w:sdtPr>
+        <w:sdtContent>
+          <w:r>
+            <w:rPr>
+              <w:rFonts w:ascii="Titillium Web" w:hAnsi="Titillium Web"/>
+              <w:sz w:val="20"/>
+              <w:szCs w:val="20"/>
+            </w:rPr>
+            <w:t>el/la</w:t>
+          </w:r>
+        </w:sdtContent>
+      </w:sdt>
+      <w:r>
+        <w:rPr>
+          <w:rFonts w:ascii="Titillium Web" w:hAnsi="Titillium Web"/>
+          <w:sz w:val="20"/>
+          <w:szCs w:val="20"/>
+        </w:rPr>
+        <w:t xml:space="preserve"> CONTRATISTA con RUC </w:t>
+      </w:r>
+      <w:r>
+        <w:rPr>
+          <w:rFonts w:ascii="Titillium Web" w:hAnsi="Titillium Web"/>
+          <w:sz w:val="20"/>
+          <w:szCs w:val="20"/>
+        </w:rPr>
+        <w:t>Nro.</w:t>
+      </w:r>
+      <w:r>
+        <w:rPr>
+          <w:rFonts w:ascii="Titillium Web" w:hAnsi="Titillium Web"/>
+          <w:sz w:val="20"/>
+          <w:szCs w:val="20"/>
+        </w:rPr>
+        <w:t xml:space="preserve"> {proveedorRuc}, ejecutó el objeto del contrato {contratoNro} de conformidad con los términos pactados y con los respaldos incorporados al expediente. </w:t>
       </w:r>
     </w:p>
     <w:p>
@@ -2487,6 +2517,7 @@
                 <w:szCs w:val="20"/>
                 <w:lang w:eastAsia="es-EC"/>
               </w:rPr>
+              <w:lastRenderedPageBreak/>
               <w:t>______________________________</w:t>
             </w:r>
           </w:p>
@@ -2887,7 +2918,7 @@
 </file>
 
 <file path=word/comments.xml><?xml version="1.0" encoding="utf-8"?>
-<w:comments xmlns:wpc="http://schemas.microsoft.com/office/word/2010/wordprocessingCanvas" xmlns:cx="http://schemas.microsoft.com/office/drawing/2014/chartex" xmlns:cx1="http://schemas.microsoft.com/office/drawing/2015/9/8/chartex" xmlns:cx2="http://schemas.microsoft.com/office/drawing/2015/10/21/chartex" xmlns:cx3="http://schemas.microsoft.com/office/drawing/2016/5/9/chartex" xmlns:cx4="http://schemas.microsoft.com/office/drawing/2016/5/10/chartex" xmlns:cx5="http://schemas.microsoft.com/office/drawing/2016/5/11/chartex" xmlns:cx6="http://schemas.microsoft.com/office/drawing/2016/5/12/chartex" xmlns:cx7="http://schemas.microsoft.com/office/drawing/2016/5/13/chartex" xmlns:cx8="http://schemas.microsoft.com/office/drawing/2016/5/14/chartex" xmlns:mc="http://schemas.openxmlformats.org/markup-compatibility/2006" xmlns:m="http://schemas.openxmlformats.org/officeDocument/2006/math" xmlns:aink="http://schemas.microsoft.com/office/drawing/2016/ink" xmlns:am3d="http://schemas.microsoft.com/office/drawing/2017/model3d" xmlns:oel="http://schemas.microsoft.com/office/2019/extlst" xmlns:r="http://schemas.openxmlformats.org/officeDocument/2006/relationships" xmlns:wp14="http://schemas.microsoft.com/office/word/2010/wordprocessingDrawing" xmlns:wp="http://schemas.openxmlformats.org/drawingml/2006/wordprocessingDrawing" xmlns:wpg="http://schemas.microsoft.com/office/word/2010/wordprocessingGroup" xmlns:wpi="http://schemas.microsoft.com/office/word/2010/wordprocessingInk" xmlns:wps="http://schemas.microsoft.com/office/word/2010/wordprocessingShape" xmlns:o="urn:schemas-microsoft-com:office:office" xmlns:v="urn:schemas-microsoft-com:vml" xmlns:w10="urn:schemas-microsoft-com:office:word" xmlns:w="http://schemas.openxmlformats.org/wordprocessingml/2006/main" xmlns:w14="http://schemas.microsoft.com/office/word/2010/wordml" xmlns:w15="http://schemas.microsoft.com/office/word/2012/wordml" xmlns:w16cex="http://schemas.microsoft.com/office/word/2018/wordml/cex" xmlns:w16cid="http://schemas.microsoft.com/office/word/2016/wordml/cid" xmlns:w16="http://schemas.microsoft.com/office/word/2018/wordml" xmlns:w16sdtdh="http://schemas.microsoft.com/office/word/2020/wordml/sdtdatahash" xmlns:w16sdtfl="http://schemas.microsoft.com/office/word/2024/wordml/sdtformatlock" xmlns:w16se="http://schemas.microsoft.com/office/word/2015/wordml/symex" xmlns:w16du="http://schemas.microsoft.com/office/word/2023/wordml/word16du" xmlns:wne="http://schemas.microsoft.com/office/word/2006/wordml" mc:Ignorable="w14 w15 w16se w16cid w16 w16cex w16sdtdh w16sdtfl w16du wp14">
+<w:comments xmlns:wpc="http://schemas.microsoft.com/office/word/2010/wordprocessingCanvas" xmlns:cx="http://schemas.microsoft.com/office/drawing/2014/chartex" xmlns:cx1="http://schemas.microsoft.com/office/drawing/2015/9/8/chartex" xmlns:cx2="http://schemas.microsoft.com/office/drawing/2015/10/21/chartex" xmlns:cx3="http://schemas.microsoft.com/office/drawing/2016/5/9/chartex" xmlns:cx4="http://schemas.microsoft.com/office/drawing/2016/5/10/chartex" xmlns:cx5="http://schemas.microsoft.com/office/drawing/2016/5/11/chartex" xmlns:cx6="http://schemas.microsoft.com/office/drawing/2016/5/12/chartex" xmlns:cx7="http://schemas.microsoft.com/office/drawing/2016/5/13/chartex" xmlns:cx8="http://schemas.microsoft.com/office/drawing/2016/5/14/chartex" xmlns:mc="http://schemas.openxmlformats.org/markup-compatibility/2006" xmlns:aink="http://schemas.microsoft.com/office/drawing/2016/ink" xmlns:am3d="http://schemas.microsoft.com/office/drawing/2017/model3d" xmlns:o="urn:schemas-microsoft-com:office:office" xmlns:oel="http://schemas.microsoft.com/office/2019/extlst" xmlns:r="http://schemas.openxmlformats.org/officeDocument/2006/relationships" xmlns:m="http://schemas.openxmlformats.org/officeDocument/2006/math" xmlns:v="urn:schemas-microsoft-com:vml" xmlns:wp14="http://schemas.microsoft.com/office/word/2010/wordprocessingDrawing" xmlns:wp="http://schemas.openxmlformats.org/drawingml/2006/wordprocessingDrawing" xmlns:w10="urn:schemas-microsoft-com:office:word" xmlns:w="http://schemas.openxmlformats.org/wordprocessingml/2006/main" xmlns:w14="http://schemas.microsoft.com/office/word/2010/wordml" xmlns:w15="http://schemas.microsoft.com/office/word/2012/wordml" xmlns:w16cex="http://schemas.microsoft.com/office/word/2018/wordml/cex" xmlns:w16cid="http://schemas.microsoft.com/office/word/2016/wordml/cid" xmlns:w16="http://schemas.microsoft.com/office/word/2018/wordml" xmlns:w16du="http://schemas.microsoft.com/office/word/2023/wordml/word16du" xmlns:w16sdtdh="http://schemas.microsoft.com/office/word/2020/wordml/sdtdatahash" xmlns:w16sdtfl="http://schemas.microsoft.com/office/word/2024/wordml/sdtformatlock" xmlns:w16se="http://schemas.microsoft.com/office/word/2015/wordml/symex" xmlns:wpg="http://schemas.microsoft.com/office/word/2010/wordprocessingGroup" xmlns:wpi="http://schemas.microsoft.com/office/word/2010/wordprocessingInk" xmlns:wne="http://schemas.microsoft.com/office/word/2006/wordml" xmlns:wps="http://schemas.microsoft.com/office/word/2010/wordprocessingShape" mc:Ignorable="w14 w15 w16se w16cid w16 w16cex w16sdtdh w16sdtfl w16du wp14">
   <w:comment w:id="0" w:author="Rodriguez Diego" w:date="2026-07-03T17:17:00Z" w:initials="DR">
     <w:p>
       <w:pPr>
@@ -2956,7 +2987,7 @@
 </file>
 
 <file path=word/commentsExtended.xml><?xml version="1.0" encoding="utf-8"?>
-<w15:commentsEx xmlns:wpc="http://schemas.microsoft.com/office/word/2010/wordprocessingCanvas" xmlns:cx="http://schemas.microsoft.com/office/drawing/2014/chartex" xmlns:cx1="http://schemas.microsoft.com/office/drawing/2015/9/8/chartex" xmlns:cx2="http://schemas.microsoft.com/office/drawing/2015/10/21/chartex" xmlns:cx3="http://schemas.microsoft.com/office/drawing/2016/5/9/chartex" xmlns:cx4="http://schemas.microsoft.com/office/drawing/2016/5/10/chartex" xmlns:cx5="http://schemas.microsoft.com/office/drawing/2016/5/11/chartex" xmlns:cx6="http://schemas.microsoft.com/office/drawing/2016/5/12/chartex" xmlns:cx7="http://schemas.microsoft.com/office/drawing/2016/5/13/chartex" xmlns:cx8="http://schemas.microsoft.com/office/drawing/2016/5/14/chartex" xmlns:mc="http://schemas.openxmlformats.org/markup-compatibility/2006" xmlns:m="http://schemas.openxmlformats.org/officeDocument/2006/math" xmlns:aink="http://schemas.microsoft.com/office/drawing/2016/ink" xmlns:am3d="http://schemas.microsoft.com/office/drawing/2017/model3d" xmlns:oel="http://schemas.microsoft.com/office/2019/extlst" xmlns:r="http://schemas.openxmlformats.org/officeDocument/2006/relationships" xmlns:wp14="http://schemas.microsoft.com/office/word/2010/wordprocessingDrawing" xmlns:wp="http://schemas.openxmlformats.org/drawingml/2006/wordprocessingDrawing" xmlns:wpg="http://schemas.microsoft.com/office/word/2010/wordprocessingGroup" xmlns:wpi="http://schemas.microsoft.com/office/word/2010/wordprocessingInk" xmlns:wps="http://schemas.microsoft.com/office/word/2010/wordprocessingShape" xmlns:o="urn:schemas-microsoft-com:office:office" xmlns:v="urn:schemas-microsoft-com:vml" xmlns:w10="urn:schemas-microsoft-com:office:word" xmlns:w="http://schemas.openxmlformats.org/wordprocessingml/2006/main" xmlns:w14="http://schemas.microsoft.com/office/word/2010/wordml" xmlns:w15="http://schemas.microsoft.com/office/word/2012/wordml" xmlns:w16cex="http://schemas.microsoft.com/office/word/2018/wordml/cex" xmlns:w16cid="http://schemas.microsoft.com/office/word/2016/wordml/cid" xmlns:w16="http://schemas.microsoft.com/office/word/2018/wordml" xmlns:w16sdtdh="http://schemas.microsoft.com/office/word/2020/wordml/sdtdatahash" xmlns:w16sdtfl="http://schemas.microsoft.com/office/word/2024/wordml/sdtformatlock" xmlns:w16se="http://schemas.microsoft.com/office/word/2015/wordml/symex" xmlns:w16du="http://schemas.microsoft.com/office/word/2023/wordml/word16du" xmlns:wne="http://schemas.microsoft.com/office/word/2006/wordml" mc:Ignorable="w14 w15 w16se w16cid w16 w16cex w16sdtdh w16sdtfl w16du wp14">
+<w15:commentsEx xmlns:wpc="http://schemas.microsoft.com/office/word/2010/wordprocessingCanvas" xmlns:cx="http://schemas.microsoft.com/office/drawing/2014/chartex" xmlns:cx1="http://schemas.microsoft.com/office/drawing/2015/9/8/chartex" xmlns:cx2="http://schemas.microsoft.com/office/drawing/2015/10/21/chartex" xmlns:cx3="http://schemas.microsoft.com/office/drawing/2016/5/9/chartex" xmlns:cx4="http://schemas.microsoft.com/office/drawing/2016/5/10/chartex" xmlns:cx5="http://schemas.microsoft.com/office/drawing/2016/5/11/chartex" xmlns:cx6="http://schemas.microsoft.com/office/drawing/2016/5/12/chartex" xmlns:cx7="http://schemas.microsoft.com/office/drawing/2016/5/13/chartex" xmlns:cx8="http://schemas.microsoft.com/office/drawing/2016/5/14/chartex" xmlns:mc="http://schemas.openxmlformats.org/markup-compatibility/2006" xmlns:aink="http://schemas.microsoft.com/office/drawing/2016/ink" xmlns:am3d="http://schemas.microsoft.com/office/drawing/2017/model3d" xmlns:o="urn:schemas-microsoft-com:office:office" xmlns:oel="http://schemas.microsoft.com/office/2019/extlst" xmlns:r="http://schemas.openxmlformats.org/officeDocument/2006/relationships" xmlns:m="http://schemas.openxmlformats.org/officeDocument/2006/math" xmlns:v="urn:schemas-microsoft-com:vml" xmlns:wp14="http://schemas.microsoft.com/office/word/2010/wordprocessingDrawing" xmlns:wp="http://schemas.openxmlformats.org/drawingml/2006/wordprocessingDrawing" xmlns:w10="urn:schemas-microsoft-com:office:word" xmlns:w="http://schemas.openxmlformats.org/wordprocessingml/2006/main" xmlns:w14="http://schemas.microsoft.com/office/word/2010/wordml" xmlns:w15="http://schemas.microsoft.com/office/word/2012/wordml" xmlns:w16cex="http://schemas.microsoft.com/office/word/2018/wordml/cex" xmlns:w16cid="http://schemas.microsoft.com/office/word/2016/wordml/cid" xmlns:w16="http://schemas.microsoft.com/office/word/2018/wordml" xmlns:w16du="http://schemas.microsoft.com/office/word/2023/wordml/word16du" xmlns:w16sdtdh="http://schemas.microsoft.com/office/word/2020/wordml/sdtdatahash" xmlns:w16sdtfl="http://schemas.microsoft.com/office/word/2024/wordml/sdtformatlock" xmlns:w16se="http://schemas.microsoft.com/office/word/2015/wordml/symex" xmlns:wpg="http://schemas.microsoft.com/office/word/2010/wordprocessingGroup" xmlns:wpi="http://schemas.microsoft.com/office/word/2010/wordprocessingInk" xmlns:wne="http://schemas.microsoft.com/office/word/2006/wordml" xmlns:wps="http://schemas.microsoft.com/office/word/2010/wordprocessingShape" mc:Ignorable="w14 w15 w16se w16cid w16 w16cex w16sdtdh w16sdtfl w16du wp14">
   <w15:commentEx w15:paraId="24A73D77" w15:done="0"/>
   <w15:commentEx w15:paraId="327A65C8" w15:done="0"/>
   <w15:commentEx w15:paraId="745801DA" w15:done="0"/>
@@ -2965,7 +2996,7 @@
 </file>
 
 <file path=word/commentsExtensible.xml><?xml version="1.0" encoding="utf-8"?>
-<w16cex:commentsExtensible xmlns:wpc="http://schemas.microsoft.com/office/word/2010/wordprocessingCanvas" xmlns:cx="http://schemas.microsoft.com/office/drawing/2014/chartex" xmlns:cx1="http://schemas.microsoft.com/office/drawing/2015/9/8/chartex" xmlns:cx2="http://schemas.microsoft.com/office/drawing/2015/10/21/chartex" xmlns:cx3="http://schemas.microsoft.com/office/drawing/2016/5/9/chartex" xmlns:cx4="http://schemas.microsoft.com/office/drawing/2016/5/10/chartex" xmlns:cx5="http://schemas.microsoft.com/office/drawing/2016/5/11/chartex" xmlns:cx6="http://schemas.microsoft.com/office/drawing/2016/5/12/chartex" xmlns:cx7="http://schemas.microsoft.com/office/drawing/2016/5/13/chartex" xmlns:cx8="http://schemas.microsoft.com/office/drawing/2016/5/14/chartex" xmlns:cr="http://schemas.microsoft.com/office/comments/2020/reactions" xmlns:mc="http://schemas.openxmlformats.org/markup-compatibility/2006" xmlns:m="http://schemas.openxmlformats.org/officeDocument/2006/math" xmlns:aink="http://schemas.microsoft.com/office/drawing/2016/ink" xmlns:am3d="http://schemas.microsoft.com/office/drawing/2017/model3d" xmlns:oel="http://schemas.microsoft.com/office/2019/extlst" xmlns:r="http://schemas.openxmlformats.org/officeDocument/2006/relationships" xmlns:wp14="http://schemas.microsoft.com/office/word/2010/wordprocessingDrawing" xmlns:wp="http://schemas.openxmlformats.org/drawingml/2006/wordprocessingDrawing" xmlns:wpg="http://schemas.microsoft.com/office/word/2010/wordprocessingGroup" xmlns:wpi="http://schemas.microsoft.com/office/word/2010/wordprocessingInk" xmlns:wps="http://schemas.microsoft.com/office/word/2010/wordprocessingShape" xmlns:o="urn:schemas-microsoft-com:office:office" xmlns:v="urn:schemas-microsoft-com:vml" xmlns:w10="urn:schemas-microsoft-com:office:word" xmlns:w="http://schemas.openxmlformats.org/wordprocessingml/2006/main" xmlns:w14="http://schemas.microsoft.com/office/word/2010/wordml" xmlns:w15="http://schemas.microsoft.com/office/word/2012/wordml" xmlns:w16cex="http://schemas.microsoft.com/office/word/2018/wordml/cex" xmlns:w16cid="http://schemas.microsoft.com/office/word/2016/wordml/cid" xmlns:w16="http://schemas.microsoft.com/office/word/2018/wordml" xmlns:w16sdtdh="http://schemas.microsoft.com/office/word/2020/wordml/sdtdatahash" xmlns:w16sdtfl="http://schemas.microsoft.com/office/word/2024/wordml/sdtformatlock" xmlns:w16se="http://schemas.microsoft.com/office/word/2015/wordml/symex" xmlns:w16du="http://schemas.microsoft.com/office/word/2023/wordml/word16du" xmlns:wne="http://schemas.microsoft.com/office/word/2006/wordml" mc:Ignorable="w14 w15 w16se w16cid w16 w16cex w16sdtdh w16sdtfl cr w16du wp14">
+<w16cex:commentsExtensible xmlns:wpc="http://schemas.microsoft.com/office/word/2010/wordprocessingCanvas" xmlns:cx="http://schemas.microsoft.com/office/drawing/2014/chartex" xmlns:cx1="http://schemas.microsoft.com/office/drawing/2015/9/8/chartex" xmlns:cx2="http://schemas.microsoft.com/office/drawing/2015/10/21/chartex" xmlns:cx3="http://schemas.microsoft.com/office/drawing/2016/5/9/chartex" xmlns:cx4="http://schemas.microsoft.com/office/drawing/2016/5/10/chartex" xmlns:cx5="http://schemas.microsoft.com/office/drawing/2016/5/11/chartex" xmlns:cx6="http://schemas.microsoft.com/office/drawing/2016/5/12/chartex" xmlns:cx7="http://schemas.microsoft.com/office/drawing/2016/5/13/chartex" xmlns:cx8="http://schemas.microsoft.com/office/drawing/2016/5/14/chartex" xmlns:cr="http://schemas.microsoft.com/office/comments/2020/reactions" xmlns:mc="http://schemas.openxmlformats.org/markup-compatibility/2006" xmlns:aink="http://schemas.microsoft.com/office/drawing/2016/ink" xmlns:am3d="http://schemas.microsoft.com/office/drawing/2017/model3d" xmlns:o="urn:schemas-microsoft-com:office:office" xmlns:oel="http://schemas.microsoft.com/office/2019/extlst" xmlns:r="http://schemas.openxmlformats.org/officeDocument/2006/relationships" xmlns:m="http://schemas.openxmlformats.org/officeDocument/2006/math" xmlns:v="urn:schemas-microsoft-com:vml" xmlns:wp14="http://schemas.microsoft.com/office/word/2010/wordprocessingDrawing" xmlns:wp="http://schemas.openxmlformats.org/drawingml/2006/wordprocessingDrawing" xmlns:w10="urn:schemas-microsoft-com:office:word" xmlns:w="http://schemas.openxmlformats.org/wordprocessingml/2006/main" xmlns:w14="http://schemas.microsoft.com/office/word/2010/wordml" xmlns:w15="http://schemas.microsoft.com/office/word/2012/wordml" xmlns:w16cex="http://schemas.microsoft.com/office/word/2018/wordml/cex" xmlns:w16cid="http://schemas.microsoft.com/office/word/2016/wordml/cid" xmlns:w16="http://schemas.microsoft.com/office/word/2018/wordml" xmlns:w16du="http://schemas.microsoft.com/office/word/2023/wordml/word16du" xmlns:w16sdtdh="http://schemas.microsoft.com/office/word/2020/wordml/sdtdatahash" xmlns:w16sdtfl="http://schemas.microsoft.com/office/word/2024/wordml/sdtformatlock" xmlns:w16se="http://schemas.microsoft.com/office/word/2015/wordml/symex" xmlns:wpg="http://schemas.microsoft.com/office/word/2010/wordprocessingGroup" xmlns:wpi="http://schemas.microsoft.com/office/word/2010/wordprocessingInk" xmlns:wne="http://schemas.microsoft.com/office/word/2006/wordml" xmlns:wps="http://schemas.microsoft.com/office/word/2010/wordprocessingShape" mc:Ignorable="w14 w15 w16se w16cid w16 w16cex w16sdtdh w16sdtfl cr w16du wp14">
   <w16cex:commentExtensible w16cex:durableId="2B915060" w16cex:dateUtc="2026-07-03T22:17:00Z"/>
   <w16cex:commentExtensible w16cex:durableId="23EDA877" w16cex:dateUtc="2026-07-03T22:23:00Z"/>
   <w16cex:commentExtensible w16cex:durableId="696E750A" w16cex:dateUtc="2026-07-03T22:28:00Z"/>
@@ -2974,7 +3005,7 @@
 </file>
 
 <file path=word/commentsIds.xml><?xml version="1.0" encoding="utf-8"?>
-<w16cid:commentsIds xmlns:wpc="http://schemas.microsoft.com/office/word/2010/wordprocessingCanvas" xmlns:cx="http://schemas.microsoft.com/office/drawing/2014/chartex" xmlns:cx1="http://schemas.microsoft.com/office/drawing/2015/9/8/chartex" xmlns:cx2="http://schemas.microsoft.com/office/drawing/2015/10/21/chartex" xmlns:cx3="http://schemas.microsoft.com/office/drawing/2016/5/9/chartex" xmlns:cx4="http://schemas.microsoft.com/office/drawing/2016/5/10/chartex" xmlns:cx5="http://schemas.microsoft.com/office/drawing/2016/5/11/chartex" xmlns:cx6="http://schemas.microsoft.com/office/drawing/2016/5/12/chartex" xmlns:cx7="http://schemas.microsoft.com/office/drawing/2016/5/13/chartex" xmlns:cx8="http://schemas.microsoft.com/office/drawing/2016/5/14/chartex" xmlns:mc="http://schemas.openxmlformats.org/markup-compatibility/2006" xmlns:m="http://schemas.openxmlformats.org/officeDocument/2006/math" xmlns:aink="http://schemas.microsoft.com/office/drawing/2016/ink" xmlns:am3d="http://schemas.microsoft.com/office/drawing/2017/model3d" xmlns:oel="http://schemas.microsoft.com/office/2019/extlst" xmlns:r="http://schemas.openxmlformats.org/officeDocument/2006/relationships" xmlns:wp14="http://schemas.microsoft.com/office/word/2010/wordprocessingDrawing" xmlns:wp="http://schemas.openxmlformats.org/drawingml/2006/wordprocessingDrawing" xmlns:wpg="http://schemas.microsoft.com/office/word/2010/wordprocessingGroup" xmlns:wpi="http://schemas.microsoft.com/office/word/2010/wordprocessingInk" xmlns:wps="http://schemas.microsoft.com/office/word/2010/wordprocessingShape" xmlns:o="urn:schemas-microsoft-com:office:office" xmlns:v="urn:schemas-microsoft-com:vml" xmlns:w10="urn:schemas-microsoft-com:office:word" xmlns:w="http://schemas.openxmlformats.org/wordprocessingml/2006/main" xmlns:w14="http://schemas.microsoft.com/office/word/2010/wordml" xmlns:w15="http://schemas.microsoft.com/office/word/2012/wordml" xmlns:w16cex="http://schemas.microsoft.com/office/word/2018/wordml/cex" xmlns:w16cid="http://schemas.microsoft.com/office/word/2016/wordml/cid" xmlns:w16="http://schemas.microsoft.com/office/word/2018/wordml" xmlns:w16sdtdh="http://schemas.microsoft.com/office/word/2020/wordml/sdtdatahash" xmlns:w16sdtfl="http://schemas.microsoft.com/office/word/2024/wordml/sdtformatlock" xmlns:w16se="http://schemas.microsoft.com/office/word/2015/wordml/symex" xmlns:w16du="http://schemas.microsoft.com/office/word/2023/wordml/word16du" xmlns:wne="http://schemas.microsoft.com/office/word/2006/wordml" mc:Ignorable="w14 w15 w16se w16cid w16 w16cex w16sdtdh w16sdtfl w16du wp14">
+<w16cid:commentsIds xmlns:wpc="http://schemas.microsoft.com/office/word/2010/wordprocessingCanvas" xmlns:cx="http://schemas.microsoft.com/office/drawing/2014/chartex" xmlns:cx1="http://schemas.microsoft.com/office/drawing/2015/9/8/chartex" xmlns:cx2="http://schemas.microsoft.com/office/drawing/2015/10/21/chartex" xmlns:cx3="http://schemas.microsoft.com/office/drawing/2016/5/9/chartex" xmlns:cx4="http://schemas.microsoft.com/office/drawing/2016/5/10/chartex" xmlns:cx5="http://schemas.microsoft.com/office/drawing/2016/5/11/chartex" xmlns:cx6="http://schemas.microsoft.com/office/drawing/2016/5/12/chartex" xmlns:cx7="http://schemas.microsoft.com/office/drawing/2016/5/13/chartex" xmlns:cx8="http://schemas.microsoft.com/office/drawing/2016/5/14/chartex" xmlns:mc="http://schemas.openxmlformats.org/markup-compatibility/2006" xmlns:aink="http://schemas.microsoft.com/office/drawing/2016/ink" xmlns:am3d="http://schemas.microsoft.com/office/drawing/2017/model3d" xmlns:o="urn:schemas-microsoft-com:office:office" xmlns:oel="http://schemas.microsoft.com/office/2019/extlst" xmlns:r="http://schemas.openxmlformats.org/officeDocument/2006/relationships" xmlns:m="http://schemas.openxmlformats.org/officeDocument/2006/math" xmlns:v="urn:schemas-microsoft-com:vml" xmlns:wp14="http://schemas.microsoft.com/office/word/2010/wordprocessingDrawing" xmlns:wp="http://schemas.openxmlformats.org/drawingml/2006/wordprocessingDrawing" xmlns:w10="urn:schemas-microsoft-com:office:word" xmlns:w="http://schemas.openxmlformats.org/wordprocessingml/2006/main" xmlns:w14="http://schemas.microsoft.com/office/word/2010/wordml" xmlns:w15="http://schemas.microsoft.com/office/word/2012/wordml" xmlns:w16cex="http://schemas.microsoft.com/office/word/2018/wordml/cex" xmlns:w16cid="http://schemas.microsoft.com/office/word/2016/wordml/cid" xmlns:w16="http://schemas.microsoft.com/office/word/2018/wordml" xmlns:w16du="http://schemas.microsoft.com/office/word/2023/wordml/word16du" xmlns:w16sdtdh="http://schemas.microsoft.com/office/word/2020/wordml/sdtdatahash" xmlns:w16sdtfl="http://schemas.microsoft.com/office/word/2024/wordml/sdtformatlock" xmlns:w16se="http://schemas.microsoft.com/office/word/2015/wordml/symex" xmlns:wpg="http://schemas.microsoft.com/office/word/2010/wordprocessingGroup" xmlns:wpi="http://schemas.microsoft.com/office/word/2010/wordprocessingInk" xmlns:wne="http://schemas.microsoft.com/office/word/2006/wordml" xmlns:wps="http://schemas.microsoft.com/office/word/2010/wordprocessingShape" mc:Ignorable="w14 w15 w16se w16cid w16 w16cex w16sdtdh w16sdtfl w16du wp14">
   <w16cid:commentId w16cid:paraId="24A73D77" w16cid:durableId="2B915060"/>
   <w16cid:commentId w16cid:paraId="327A65C8" w16cid:durableId="23EDA877"/>
   <w16cid:commentId w16cid:paraId="745801DA" w16cid:durableId="696E750A"/>
@@ -2983,7 +3014,7 @@
 </file>
 
 <file path=word/endnotes.xml><?xml version="1.0" encoding="utf-8"?>
-<w:endnotes xmlns:wpc="http://schemas.microsoft.com/office/word/2010/wordprocessingCanvas" xmlns:cx="http://schemas.microsoft.com/office/drawing/2014/chartex" xmlns:cx1="http://schemas.microsoft.com/office/drawing/2015/9/8/chartex" xmlns:cx2="http://schemas.microsoft.com/office/drawing/2015/10/21/chartex" xmlns:cx3="http://schemas.microsoft.com/office/drawing/2016/5/9/chartex" xmlns:cx4="http://schemas.microsoft.com/office/drawing/2016/5/10/chartex" xmlns:cx5="http://schemas.microsoft.com/office/drawing/2016/5/11/chartex" xmlns:cx6="http://schemas.microsoft.com/office/drawing/2016/5/12/chartex" xmlns:cx7="http://schemas.microsoft.com/office/drawing/2016/5/13/chartex" xmlns:cx8="http://schemas.microsoft.com/office/drawing/2016/5/14/chartex" xmlns:mc="http://schemas.openxmlformats.org/markup-compatibility/2006" xmlns:m="http://schemas.openxmlformats.org/officeDocument/2006/math" xmlns:aink="http://schemas.microsoft.com/office/drawing/2016/ink" xmlns:am3d="http://schemas.microsoft.com/office/drawing/2017/model3d" xmlns:oel="http://schemas.microsoft.com/office/2019/extlst" xmlns:r="http://schemas.openxmlformats.org/officeDocument/2006/relationships" xmlns:wp14="http://schemas.microsoft.com/office/word/2010/wordprocessingDrawing" xmlns:wp="http://schemas.openxmlformats.org/drawingml/2006/wordprocessingDrawing" xmlns:wpg="http://schemas.microsoft.com/office/word/2010/wordprocessingGroup" xmlns:wpi="http://schemas.microsoft.com/office/word/2010/wordprocessingInk" xmlns:wps="http://schemas.microsoft.com/office/word/2010/wordprocessingShape" xmlns:o="urn:schemas-microsoft-com:office:office" xmlns:v="urn:schemas-microsoft-com:vml" xmlns:w10="urn:schemas-microsoft-com:office:word" xmlns:w="http://schemas.openxmlformats.org/wordprocessingml/2006/main" xmlns:w14="http://schemas.microsoft.com/office/word/2010/wordml" xmlns:w15="http://schemas.microsoft.com/office/word/2012/wordml" xmlns:w16cex="http://schemas.microsoft.com/office/word/2018/wordml/cex" xmlns:w16cid="http://schemas.microsoft.com/office/word/2016/wordml/cid" xmlns:w16="http://schemas.microsoft.com/office/word/2018/wordml" xmlns:w16sdtdh="http://schemas.microsoft.com/office/word/2020/wordml/sdtdatahash" xmlns:w16sdtfl="http://schemas.microsoft.com/office/word/2024/wordml/sdtformatlock" xmlns:w16se="http://schemas.microsoft.com/office/word/2015/wordml/symex" xmlns:w16du="http://schemas.microsoft.com/office/word/2023/wordml/word16du" xmlns:wne="http://schemas.microsoft.com/office/word/2006/wordml" mc:Ignorable="w14 w15 w16se w16cid w16 w16cex w16sdtdh w16sdtfl w16du wp14">
+<w:endnotes xmlns:wpc="http://schemas.microsoft.com/office/word/2010/wordprocessingCanvas" xmlns:cx="http://schemas.microsoft.com/office/drawing/2014/chartex" xmlns:cx1="http://schemas.microsoft.com/office/drawing/2015/9/8/chartex" xmlns:cx2="http://schemas.microsoft.com/office/drawing/2015/10/21/chartex" xmlns:cx3="http://schemas.microsoft.com/office/drawing/2016/5/9/chartex" xmlns:cx4="http://schemas.microsoft.com/office/drawing/2016/5/10/chartex" xmlns:cx5="http://schemas.microsoft.com/office/drawing/2016/5/11/chartex" xmlns:cx6="http://schemas.microsoft.com/office/drawing/2016/5/12/chartex" xmlns:cx7="http://schemas.microsoft.com/office/drawing/2016/5/13/chartex" xmlns:cx8="http://schemas.microsoft.com/office/drawing/2016/5/14/chartex" xmlns:mc="http://schemas.openxmlformats.org/markup-compatibility/2006" xmlns:aink="http://schemas.microsoft.com/office/drawing/2016/ink" xmlns:am3d="http://schemas.microsoft.com/office/drawing/2017/model3d" xmlns:o="urn:schemas-microsoft-com:office:office" xmlns:oel="http://schemas.microsoft.com/office/2019/extlst" xmlns:r="http://schemas.openxmlformats.org/officeDocument/2006/relationships" xmlns:m="http://schemas.openxmlformats.org/officeDocument/2006/math" xmlns:v="urn:schemas-microsoft-com:vml" xmlns:wp14="http://schemas.microsoft.com/office/word/2010/wordprocessingDrawing" xmlns:wp="http://schemas.openxmlformats.org/drawingml/2006/wordprocessingDrawing" xmlns:w10="urn:schemas-microsoft-com:office:word" xmlns:w="http://schemas.openxmlformats.org/wordprocessingml/2006/main" xmlns:w14="http://schemas.microsoft.com/office/word/2010/wordml" xmlns:w15="http://schemas.microsoft.com/office/word/2012/wordml" xmlns:w16cex="http://schemas.microsoft.com/office/word/2018/wordml/cex" xmlns:w16cid="http://schemas.microsoft.com/office/word/2016/wordml/cid" xmlns:w16="http://schemas.microsoft.com/office/word/2018/wordml" xmlns:w16du="http://schemas.microsoft.com/office/word/2023/wordml/word16du" xmlns:w16sdtdh="http://schemas.microsoft.com/office/word/2020/wordml/sdtdatahash" xmlns:w16sdtfl="http://schemas.microsoft.com/office/word/2024/wordml/sdtformatlock" xmlns:w16se="http://schemas.microsoft.com/office/word/2015/wordml/symex" xmlns:wpg="http://schemas.microsoft.com/office/word/2010/wordprocessingGroup" xmlns:wpi="http://schemas.microsoft.com/office/word/2010/wordprocessingInk" xmlns:wne="http://schemas.microsoft.com/office/word/2006/wordml" xmlns:wps="http://schemas.microsoft.com/office/word/2010/wordprocessingShape" mc:Ignorable="w14 w15 w16se w16cid w16 w16cex w16sdtdh w16sdtfl w16du wp14">
   <w:endnote w:type="separator" w:id="-1">
     <w:p>
       <w:pPr>
@@ -3008,7 +3039,7 @@
 </file>
 
 <file path=word/footer1.xml><?xml version="1.0" encoding="utf-8"?>
-<w:ftr xmlns:wpc="http://schemas.microsoft.com/office/word/2010/wordprocessingCanvas" xmlns:cx="http://schemas.microsoft.com/office/drawing/2014/chartex" xmlns:cx1="http://schemas.microsoft.com/office/drawing/2015/9/8/chartex" xmlns:cx2="http://schemas.microsoft.com/office/drawing/2015/10/21/chartex" xmlns:cx3="http://schemas.microsoft.com/office/drawing/2016/5/9/chartex" xmlns:cx4="http://schemas.microsoft.com/office/drawing/2016/5/10/chartex" xmlns:cx5="http://schemas.microsoft.com/office/drawing/2016/5/11/chartex" xmlns:cx6="http://schemas.microsoft.com/office/drawing/2016/5/12/chartex" xmlns:cx7="http://schemas.microsoft.com/office/drawing/2016/5/13/chartex" xmlns:cx8="http://schemas.microsoft.com/office/drawing/2016/5/14/chartex" xmlns:mc="http://schemas.openxmlformats.org/markup-compatibility/2006" xmlns:m="http://schemas.openxmlformats.org/officeDocument/2006/math" xmlns:aink="http://schemas.microsoft.com/office/drawing/2016/ink" xmlns:am3d="http://schemas.microsoft.com/office/drawing/2017/model3d" xmlns:oel="http://schemas.microsoft.com/office/2019/extlst" xmlns:r="http://schemas.openxmlformats.org/officeDocument/2006/relationships" xmlns:wp14="http://schemas.microsoft.com/office/word/2010/wordprocessingDrawing" xmlns:wp="http://schemas.openxmlformats.org/drawingml/2006/wordprocessingDrawing" xmlns:wpg="http://schemas.microsoft.com/office/word/2010/wordprocessingGroup" xmlns:wpi="http://schemas.microsoft.com/office/word/2010/wordprocessingInk" xmlns:wps="http://schemas.microsoft.com/office/word/2010/wordprocessingShape" xmlns:o="urn:schemas-microsoft-com:office:office" xmlns:v="urn:schemas-microsoft-com:vml" xmlns:w10="urn:schemas-microsoft-com:office:word" xmlns:w="http://schemas.openxmlformats.org/wordprocessingml/2006/main" xmlns:w14="http://schemas.microsoft.com/office/word/2010/wordml" xmlns:w15="http://schemas.microsoft.com/office/word/2012/wordml" xmlns:w16cex="http://schemas.microsoft.com/office/word/2018/wordml/cex" xmlns:w16cid="http://schemas.microsoft.com/office/word/2016/wordml/cid" xmlns:w16="http://schemas.microsoft.com/office/word/2018/wordml" xmlns:w16sdtdh="http://schemas.microsoft.com/office/word/2020/wordml/sdtdatahash" xmlns:w16sdtfl="http://schemas.microsoft.com/office/word/2024/wordml/sdtformatlock" xmlns:w16se="http://schemas.microsoft.com/office/word/2015/wordml/symex" xmlns:w16du="http://schemas.microsoft.com/office/word/2023/wordml/word16du" xmlns:wne="http://schemas.microsoft.com/office/word/2006/wordml" mc:Ignorable="w14 w15 w16se w16cid w16 w16cex w16sdtdh w16sdtfl w16du wp14">
+<w:ftr xmlns:wpc="http://schemas.microsoft.com/office/word/2010/wordprocessingCanvas" xmlns:cx="http://schemas.microsoft.com/office/drawing/2014/chartex" xmlns:cx1="http://schemas.microsoft.com/office/drawing/2015/9/8/chartex" xmlns:cx2="http://schemas.microsoft.com/office/drawing/2015/10/21/chartex" xmlns:cx3="http://schemas.microsoft.com/office/drawing/2016/5/9/chartex" xmlns:cx4="http://schemas.microsoft.com/office/drawing/2016/5/10/chartex" xmlns:cx5="http://schemas.microsoft.com/office/drawing/2016/5/11/chartex" xmlns:cx6="http://schemas.microsoft.com/office/drawing/2016/5/12/chartex" xmlns:cx7="http://schemas.microsoft.com/office/drawing/2016/5/13/chartex" xmlns:cx8="http://schemas.microsoft.com/office/drawing/2016/5/14/chartex" xmlns:mc="http://schemas.openxmlformats.org/markup-compatibility/2006" xmlns:aink="http://schemas.microsoft.com/office/drawing/2016/ink" xmlns:am3d="http://schemas.microsoft.com/office/drawing/2017/model3d" xmlns:o="urn:schemas-microsoft-com:office:office" xmlns:oel="http://schemas.microsoft.com/office/2019/extlst" xmlns:r="http://schemas.openxmlformats.org/officeDocument/2006/relationships" xmlns:m="http://schemas.openxmlformats.org/officeDocument/2006/math" xmlns:v="urn:schemas-microsoft-com:vml" xmlns:wp14="http://schemas.microsoft.com/office/word/2010/wordprocessingDrawing" xmlns:wp="http://schemas.openxmlformats.org/drawingml/2006/wordprocessingDrawing" xmlns:w10="urn:schemas-microsoft-com:office:word" xmlns:w="http://schemas.openxmlformats.org/wordprocessingml/2006/main" xmlns:w14="http://schemas.microsoft.com/office/word/2010/wordml" xmlns:w15="http://schemas.microsoft.com/office/word/2012/wordml" xmlns:w16cex="http://schemas.microsoft.com/office/word/2018/wordml/cex" xmlns:w16cid="http://schemas.microsoft.com/office/word/2016/wordml/cid" xmlns:w16="http://schemas.microsoft.com/office/word/2018/wordml" xmlns:w16du="http://schemas.microsoft.com/office/word/2023/wordml/word16du" xmlns:w16sdtdh="http://schemas.microsoft.com/office/word/2020/wordml/sdtdatahash" xmlns:w16sdtfl="http://schemas.microsoft.com/office/word/2024/wordml/sdtformatlock" xmlns:w16se="http://schemas.microsoft.com/office/word/2015/wordml/symex" xmlns:wpg="http://schemas.microsoft.com/office/word/2010/wordprocessingGroup" xmlns:wpi="http://schemas.microsoft.com/office/word/2010/wordprocessingInk" xmlns:wne="http://schemas.microsoft.com/office/word/2006/wordml" xmlns:wps="http://schemas.microsoft.com/office/word/2010/wordprocessingShape" mc:Ignorable="w14 w15 w16se w16cid w16 w16cex w16sdtdh w16sdtfl w16du wp14">
   <w:p>
     <w:pPr>
       <w:pStyle w:val="Piedepgina"/>
@@ -3018,7 +3049,7 @@
 </file>
 
 <file path=word/footer2.xml><?xml version="1.0" encoding="utf-8"?>
-<w:ftr xmlns:wpc="http://schemas.microsoft.com/office/word/2010/wordprocessingCanvas" xmlns:cx="http://schemas.microsoft.com/office/drawing/2014/chartex" xmlns:cx1="http://schemas.microsoft.com/office/drawing/2015/9/8/chartex" xmlns:cx2="http://schemas.microsoft.com/office/drawing/2015/10/21/chartex" xmlns:cx3="http://schemas.microsoft.com/office/drawing/2016/5/9/chartex" xmlns:cx4="http://schemas.microsoft.com/office/drawing/2016/5/10/chartex" xmlns:cx5="http://schemas.microsoft.com/office/drawing/2016/5/11/chartex" xmlns:cx6="http://schemas.microsoft.com/office/drawing/2016/5/12/chartex" xmlns:cx7="http://schemas.microsoft.com/office/drawing/2016/5/13/chartex" xmlns:cx8="http://schemas.microsoft.com/office/drawing/2016/5/14/chartex" xmlns:mc="http://schemas.openxmlformats.org/markup-compatibility/2006" xmlns:m="http://schemas.openxmlformats.org/officeDocument/2006/math" xmlns:aink="http://schemas.microsoft.com/office/drawing/2016/ink" xmlns:am3d="http://schemas.microsoft.com/office/drawing/2017/model3d" xmlns:oel="http://schemas.microsoft.com/office/2019/extlst" xmlns:r="http://schemas.openxmlformats.org/officeDocument/2006/relationships" xmlns:wp14="http://schemas.microsoft.com/office/word/2010/wordprocessingDrawing" xmlns:wp="http://schemas.openxmlformats.org/drawingml/2006/wordprocessingDrawing" xmlns:wpg="http://schemas.microsoft.com/office/word/2010/wordprocessingGroup" xmlns:wpi="http://schemas.microsoft.com/office/word/2010/wordprocessingInk" xmlns:wps="http://schemas.microsoft.com/office/word/2010/wordprocessingShape" xmlns:o="urn:schemas-microsoft-com:office:office" xmlns:v="urn:schemas-microsoft-com:vml" xmlns:w10="urn:schemas-microsoft-com:office:word" xmlns:w="http://schemas.openxmlformats.org/wordprocessingml/2006/main" xmlns:w14="http://schemas.microsoft.com/office/word/2010/wordml" xmlns:w15="http://schemas.microsoft.com/office/word/2012/wordml" xmlns:w16cex="http://schemas.microsoft.com/office/word/2018/wordml/cex" xmlns:w16cid="http://schemas.microsoft.com/office/word/2016/wordml/cid" xmlns:w16="http://schemas.microsoft.com/office/word/2018/wordml" xmlns:w16sdtdh="http://schemas.microsoft.com/office/word/2020/wordml/sdtdatahash" xmlns:w16sdtfl="http://schemas.microsoft.com/office/word/2024/wordml/sdtformatlock" xmlns:w16se="http://schemas.microsoft.com/office/word/2015/wordml/symex" xmlns:w16du="http://schemas.microsoft.com/office/word/2023/wordml/word16du" xmlns:wne="http://schemas.microsoft.com/office/word/2006/wordml" mc:Ignorable="w14 w15 w16se w16cid w16 w16cex w16sdtdh w16sdtfl w16du wp14">
+<w:ftr xmlns:wpc="http://schemas.microsoft.com/office/word/2010/wordprocessingCanvas" xmlns:cx="http://schemas.microsoft.com/office/drawing/2014/chartex" xmlns:cx1="http://schemas.microsoft.com/office/drawing/2015/9/8/chartex" xmlns:cx2="http://schemas.microsoft.com/office/drawing/2015/10/21/chartex" xmlns:cx3="http://schemas.microsoft.com/office/drawing/2016/5/9/chartex" xmlns:cx4="http://schemas.microsoft.com/office/drawing/2016/5/10/chartex" xmlns:cx5="http://schemas.microsoft.com/office/drawing/2016/5/11/chartex" xmlns:cx6="http://schemas.microsoft.com/office/drawing/2016/5/12/chartex" xmlns:cx7="http://schemas.microsoft.com/office/drawing/2016/5/13/chartex" xmlns:cx8="http://schemas.microsoft.com/office/drawing/2016/5/14/chartex" xmlns:mc="http://schemas.openxmlformats.org/markup-compatibility/2006" xmlns:aink="http://schemas.microsoft.com/office/drawing/2016/ink" xmlns:am3d="http://schemas.microsoft.com/office/drawing/2017/model3d" xmlns:o="urn:schemas-microsoft-com:office:office" xmlns:oel="http://schemas.microsoft.com/office/2019/extlst" xmlns:r="http://schemas.openxmlformats.org/officeDocument/2006/relationships" xmlns:m="http://schemas.openxmlformats.org/officeDocument/2006/math" xmlns:v="urn:schemas-microsoft-com:vml" xmlns:wp14="http://schemas.microsoft.com/office/word/2010/wordprocessingDrawing" xmlns:wp="http://schemas.openxmlformats.org/drawingml/2006/wordprocessingDrawing" xmlns:w10="urn:schemas-microsoft-com:office:word" xmlns:w="http://schemas.openxmlformats.org/wordprocessingml/2006/main" xmlns:w14="http://schemas.microsoft.com/office/word/2010/wordml" xmlns:w15="http://schemas.microsoft.com/office/word/2012/wordml" xmlns:w16cex="http://schemas.microsoft.com/office/word/2018/wordml/cex" xmlns:w16cid="http://schemas.microsoft.com/office/word/2016/wordml/cid" xmlns:w16="http://schemas.microsoft.com/office/word/2018/wordml" xmlns:w16du="http://schemas.microsoft.com/office/word/2023/wordml/word16du" xmlns:w16sdtdh="http://schemas.microsoft.com/office/word/2020/wordml/sdtdatahash" xmlns:w16sdtfl="http://schemas.microsoft.com/office/word/2024/wordml/sdtformatlock" xmlns:w16se="http://schemas.microsoft.com/office/word/2015/wordml/symex" xmlns:wpg="http://schemas.microsoft.com/office/word/2010/wordprocessingGroup" xmlns:wpi="http://schemas.microsoft.com/office/word/2010/wordprocessingInk" xmlns:wne="http://schemas.microsoft.com/office/word/2006/wordml" xmlns:wps="http://schemas.microsoft.com/office/word/2010/wordprocessingShape" mc:Ignorable="w14 w15 w16se w16cid w16 w16cex w16sdtdh w16sdtfl w16du wp14">
   <w:sdt>
     <w:sdtPr>
       <w:id w:val="923533001"/>
@@ -3084,7 +3115,7 @@
 </file>
 
 <file path=word/footer3.xml><?xml version="1.0" encoding="utf-8"?>
-<w:ftr xmlns:wpc="http://schemas.microsoft.com/office/word/2010/wordprocessingCanvas" xmlns:cx="http://schemas.microsoft.com/office/drawing/2014/chartex" xmlns:cx1="http://schemas.microsoft.com/office/drawing/2015/9/8/chartex" xmlns:cx2="http://schemas.microsoft.com/office/drawing/2015/10/21/chartex" xmlns:cx3="http://schemas.microsoft.com/office/drawing/2016/5/9/chartex" xmlns:cx4="http://schemas.microsoft.com/office/drawing/2016/5/10/chartex" xmlns:cx5="http://schemas.microsoft.com/office/drawing/2016/5/11/chartex" xmlns:cx6="http://schemas.microsoft.com/office/drawing/2016/5/12/chartex" xmlns:cx7="http://schemas.microsoft.com/office/drawing/2016/5/13/chartex" xmlns:cx8="http://schemas.microsoft.com/office/drawing/2016/5/14/chartex" xmlns:mc="http://schemas.openxmlformats.org/markup-compatibility/2006" xmlns:m="http://schemas.openxmlformats.org/officeDocument/2006/math" xmlns:aink="http://schemas.microsoft.com/office/drawing/2016/ink" xmlns:am3d="http://schemas.microsoft.com/office/drawing/2017/model3d" xmlns:oel="http://schemas.microsoft.com/office/2019/extlst" xmlns:r="http://schemas.openxmlformats.org/officeDocument/2006/relationships" xmlns:wp14="http://schemas.microsoft.com/office/word/2010/wordprocessingDrawing" xmlns:wp="http://schemas.openxmlformats.org/drawingml/2006/wordprocessingDrawing" xmlns:wpg="http://schemas.microsoft.com/office/word/2010/wordprocessingGroup" xmlns:wpi="http://schemas.microsoft.com/office/word/2010/wordprocessingInk" xmlns:wps="http://schemas.microsoft.com/office/word/2010/wordprocessingShape" xmlns:o="urn:schemas-microsoft-com:office:office" xmlns:v="urn:schemas-microsoft-com:vml" xmlns:w10="urn:schemas-microsoft-com:office:word" xmlns:w="http://schemas.openxmlformats.org/wordprocessingml/2006/main" xmlns:w14="http://schemas.microsoft.com/office/word/2010/wordml" xmlns:w15="http://schemas.microsoft.com/office/word/2012/wordml" xmlns:w16cex="http://schemas.microsoft.com/office/word/2018/wordml/cex" xmlns:w16cid="http://schemas.microsoft.com/office/word/2016/wordml/cid" xmlns:w16="http://schemas.microsoft.com/office/word/2018/wordml" xmlns:w16sdtdh="http://schemas.microsoft.com/office/word/2020/wordml/sdtdatahash" xmlns:w16sdtfl="http://schemas.microsoft.com/office/word/2024/wordml/sdtformatlock" xmlns:w16se="http://schemas.microsoft.com/office/word/2015/wordml/symex" xmlns:w16du="http://schemas.microsoft.com/office/word/2023/wordml/word16du" xmlns:wne="http://schemas.microsoft.com/office/word/2006/wordml" mc:Ignorable="w14 w15 w16se w16cid w16 w16cex w16sdtdh w16sdtfl w16du wp14">
+<w:ftr xmlns:wpc="http://schemas.microsoft.com/office/word/2010/wordprocessingCanvas" xmlns:cx="http://schemas.microsoft.com/office/drawing/2014/chartex" xmlns:cx1="http://schemas.microsoft.com/office/drawing/2015/9/8/chartex" xmlns:cx2="http://schemas.microsoft.com/office/drawing/2015/10/21/chartex" xmlns:cx3="http://schemas.microsoft.com/office/drawing/2016/5/9/chartex" xmlns:cx4="http://schemas.microsoft.com/office/drawing/2016/5/10/chartex" xmlns:cx5="http://schemas.microsoft.com/office/drawing/2016/5/11/chartex" xmlns:cx6="http://schemas.microsoft.com/office/drawing/2016/5/12/chartex" xmlns:cx7="http://schemas.microsoft.com/office/drawing/2016/5/13/chartex" xmlns:cx8="http://schemas.microsoft.com/office/drawing/2016/5/14/chartex" xmlns:mc="http://schemas.openxmlformats.org/markup-compatibility/2006" xmlns:aink="http://schemas.microsoft.com/office/drawing/2016/ink" xmlns:am3d="http://schemas.microsoft.com/office/drawing/2017/model3d" xmlns:o="urn:schemas-microsoft-com:office:office" xmlns:oel="http://schemas.microsoft.com/office/2019/extlst" xmlns:r="http://schemas.openxmlformats.org/officeDocument/2006/relationships" xmlns:m="http://schemas.openxmlformats.org/officeDocument/2006/math" xmlns:v="urn:schemas-microsoft-com:vml" xmlns:wp14="http://schemas.microsoft.com/office/word/2010/wordprocessingDrawing" xmlns:wp="http://schemas.openxmlformats.org/drawingml/2006/wordprocessingDrawing" xmlns:w10="urn:schemas-microsoft-com:office:word" xmlns:w="http://schemas.openxmlformats.org/wordprocessingml/2006/main" xmlns:w14="http://schemas.microsoft.com/office/word/2010/wordml" xmlns:w15="http://schemas.microsoft.com/office/word/2012/wordml" xmlns:w16cex="http://schemas.microsoft.com/office/word/2018/wordml/cex" xmlns:w16cid="http://schemas.microsoft.com/office/word/2016/wordml/cid" xmlns:w16="http://schemas.microsoft.com/office/word/2018/wordml" xmlns:w16du="http://schemas.microsoft.com/office/word/2023/wordml/word16du" xmlns:w16sdtdh="http://schemas.microsoft.com/office/word/2020/wordml/sdtdatahash" xmlns:w16sdtfl="http://schemas.microsoft.com/office/word/2024/wordml/sdtformatlock" xmlns:w16se="http://schemas.microsoft.com/office/word/2015/wordml/symex" xmlns:wpg="http://schemas.microsoft.com/office/word/2010/wordprocessingGroup" xmlns:wpi="http://schemas.microsoft.com/office/word/2010/wordprocessingInk" xmlns:wne="http://schemas.microsoft.com/office/word/2006/wordml" xmlns:wps="http://schemas.microsoft.com/office/word/2010/wordprocessingShape" mc:Ignorable="w14 w15 w16se w16cid w16 w16cex w16sdtdh w16sdtfl w16du wp14">
   <w:p>
     <w:pPr>
       <w:pStyle w:val="Piedepgina"/>
@@ -3094,7 +3125,7 @@
 </file>
 
 <file path=word/footnotes.xml><?xml version="1.0" encoding="utf-8"?>
-<w:footnotes xmlns:wpc="http://schemas.microsoft.com/office/word/2010/wordprocessingCanvas" xmlns:cx="http://schemas.microsoft.com/office/drawing/2014/chartex" xmlns:cx1="http://schemas.microsoft.com/office/drawing/2015/9/8/chartex" xmlns:cx2="http://schemas.microsoft.com/office/drawing/2015/10/21/chartex" xmlns:cx3="http://schemas.microsoft.com/office/drawing/2016/5/9/chartex" xmlns:cx4="http://schemas.microsoft.com/office/drawing/2016/5/10/chartex" xmlns:cx5="http://schemas.microsoft.com/office/drawing/2016/5/11/chartex" xmlns:cx6="http://schemas.microsoft.com/office/drawing/2016/5/12/chartex" xmlns:cx7="http://schemas.microsoft.com/office/drawing/2016/5/13/chartex" xmlns:cx8="http://schemas.microsoft.com/office/drawing/2016/5/14/chartex" xmlns:mc="http://schemas.openxmlformats.org/markup-compatibility/2006" xmlns:m="http://schemas.openxmlformats.org/officeDocument/2006/math" xmlns:aink="http://schemas.microsoft.com/office/drawing/2016/ink" xmlns:am3d="http://schemas.microsoft.com/office/drawing/2017/model3d" xmlns:oel="http://schemas.microsoft.com/office/2019/extlst" xmlns:r="http://schemas.openxmlformats.org/officeDocument/2006/relationships" xmlns:wp14="http://schemas.microsoft.com/office/word/2010/wordprocessingDrawing" xmlns:wp="http://schemas.openxmlformats.org/drawingml/2006/wordprocessingDrawing" xmlns:wpg="http://schemas.microsoft.com/office/word/2010/wordprocessingGroup" xmlns:wpi="http://schemas.microsoft.com/office/word/2010/wordprocessingInk" xmlns:wps="http://schemas.microsoft.com/office/word/2010/wordprocessingShape" xmlns:o="urn:schemas-microsoft-com:office:office" xmlns:v="urn:schemas-microsoft-com:vml" xmlns:w10="urn:schemas-microsoft-com:office:word" xmlns:w="http://schemas.openxmlformats.org/wordprocessingml/2006/main" xmlns:w14="http://schemas.microsoft.com/office/word/2010/wordml" xmlns:w15="http://schemas.microsoft.com/office/word/2012/wordml" xmlns:w16cex="http://schemas.microsoft.com/office/word/2018/wordml/cex" xmlns:w16cid="http://schemas.microsoft.com/office/word/2016/wordml/cid" xmlns:w16="http://schemas.microsoft.com/office/word/2018/wordml" xmlns:w16sdtdh="http://schemas.microsoft.com/office/word/2020/wordml/sdtdatahash" xmlns:w16sdtfl="http://schemas.microsoft.com/office/word/2024/wordml/sdtformatlock" xmlns:w16se="http://schemas.microsoft.com/office/word/2015/wordml/symex" xmlns:w16du="http://schemas.microsoft.com/office/word/2023/wordml/word16du" xmlns:wne="http://schemas.microsoft.com/office/word/2006/wordml" mc:Ignorable="w14 w15 w16se w16cid w16 w16cex w16sdtdh w16sdtfl w16du wp14">
+<w:footnotes xmlns:wpc="http://schemas.microsoft.com/office/word/2010/wordprocessingCanvas" xmlns:cx="http://schemas.microsoft.com/office/drawing/2014/chartex" xmlns:cx1="http://schemas.microsoft.com/office/drawing/2015/9/8/chartex" xmlns:cx2="http://schemas.microsoft.com/office/drawing/2015/10/21/chartex" xmlns:cx3="http://schemas.microsoft.com/office/drawing/2016/5/9/chartex" xmlns:cx4="http://schemas.microsoft.com/office/drawing/2016/5/10/chartex" xmlns:cx5="http://schemas.microsoft.com/office/drawing/2016/5/11/chartex" xmlns:cx6="http://schemas.microsoft.com/office/drawing/2016/5/12/chartex" xmlns:cx7="http://schemas.microsoft.com/office/drawing/2016/5/13/chartex" xmlns:cx8="http://schemas.microsoft.com/office/drawing/2016/5/14/chartex" xmlns:mc="http://schemas.openxmlformats.org/markup-compatibility/2006" xmlns:aink="http://schemas.microsoft.com/office/drawing/2016/ink" xmlns:am3d="http://schemas.microsoft.com/office/drawing/2017/model3d" xmlns:o="urn:schemas-microsoft-com:office:office" xmlns:oel="http://schemas.microsoft.com/office/2019/extlst" xmlns:r="http://schemas.openxmlformats.org/officeDocument/2006/relationships" xmlns:m="http://schemas.openxmlformats.org/officeDocument/2006/math" xmlns:v="urn:schemas-microsoft-com:vml" xmlns:wp14="http://schemas.microsoft.com/office/word/2010/wordprocessingDrawing" xmlns:wp="http://schemas.openxmlformats.org/drawingml/2006/wordprocessingDrawing" xmlns:w10="urn:schemas-microsoft-com:office:word" xmlns:w="http://schemas.openxmlformats.org/wordprocessingml/2006/main" xmlns:w14="http://schemas.microsoft.com/office/word/2010/wordml" xmlns:w15="http://schemas.microsoft.com/office/word/2012/wordml" xmlns:w16cex="http://schemas.microsoft.com/office/word/2018/wordml/cex" xmlns:w16cid="http://schemas.microsoft.com/office/word/2016/wordml/cid" xmlns:w16="http://schemas.microsoft.com/office/word/2018/wordml" xmlns:w16du="http://schemas.microsoft.com/office/word/2023/wordml/word16du" xmlns:w16sdtdh="http://schemas.microsoft.com/office/word/2020/wordml/sdtdatahash" xmlns:w16sdtfl="http://schemas.microsoft.com/office/word/2024/wordml/sdtformatlock" xmlns:w16se="http://schemas.microsoft.com/office/word/2015/wordml/symex" xmlns:wpg="http://schemas.microsoft.com/office/word/2010/wordprocessingGroup" xmlns:wpi="http://schemas.microsoft.com/office/word/2010/wordprocessingInk" xmlns:wne="http://schemas.microsoft.com/office/word/2006/wordml" xmlns:wps="http://schemas.microsoft.com/office/word/2010/wordprocessingShape" mc:Ignorable="w14 w15 w16se w16cid w16 w16cex w16sdtdh w16sdtfl w16du wp14">
   <w:footnote w:type="separator" w:id="-1">
     <w:p>
       <w:pPr>
@@ -3119,7 +3150,7 @@
 </file>
 
 <file path=word/header1.xml><?xml version="1.0" encoding="utf-8"?>
-<w:hdr xmlns:wpc="http://schemas.microsoft.com/office/word/2010/wordprocessingCanvas" xmlns:cx="http://schemas.microsoft.com/office/drawing/2014/chartex" xmlns:cx1="http://schemas.microsoft.com/office/drawing/2015/9/8/chartex" xmlns:cx2="http://schemas.microsoft.com/office/drawing/2015/10/21/chartex" xmlns:cx3="http://schemas.microsoft.com/office/drawing/2016/5/9/chartex" xmlns:cx4="http://schemas.microsoft.com/office/drawing/2016/5/10/chartex" xmlns:cx5="http://schemas.microsoft.com/office/drawing/2016/5/11/chartex" xmlns:cx6="http://schemas.microsoft.com/office/drawing/2016/5/12/chartex" xmlns:cx7="http://schemas.microsoft.com/office/drawing/2016/5/13/chartex" xmlns:cx8="http://schemas.microsoft.com/office/drawing/2016/5/14/chartex" xmlns:mc="http://schemas.openxmlformats.org/markup-compatibility/2006" xmlns:m="http://schemas.openxmlformats.org/officeDocument/2006/math" xmlns:aink="http://schemas.microsoft.com/office/drawing/2016/ink" xmlns:am3d="http://schemas.microsoft.com/office/drawing/2017/model3d" xmlns:oel="http://schemas.microsoft.com/office/2019/extlst" xmlns:r="http://schemas.openxmlformats.org/officeDocument/2006/relationships" xmlns:wp14="http://schemas.microsoft.com/office/word/2010/wordprocessingDrawing" xmlns:wp="http://schemas.openxmlformats.org/drawingml/2006/wordprocessingDrawing" xmlns:wpg="http://schemas.microsoft.com/office/word/2010/wordprocessingGroup" xmlns:wpi="http://schemas.microsoft.com/office/word/2010/wordprocessingInk" xmlns:wps="http://schemas.microsoft.com/office/word/2010/wordprocessingShape" xmlns:o="urn:schemas-microsoft-com:office:office" xmlns:v="urn:schemas-microsoft-com:vml" xmlns:w10="urn:schemas-microsoft-com:office:word" xmlns:w="http://schemas.openxmlformats.org/wordprocessingml/2006/main" xmlns:w14="http://schemas.microsoft.com/office/word/2010/wordml" xmlns:w15="http://schemas.microsoft.com/office/word/2012/wordml" xmlns:w16cex="http://schemas.microsoft.com/office/word/2018/wordml/cex" xmlns:w16cid="http://schemas.microsoft.com/office/word/2016/wordml/cid" xmlns:w16="http://schemas.microsoft.com/office/word/2018/wordml" xmlns:w16sdtdh="http://schemas.microsoft.com/office/word/2020/wordml/sdtdatahash" xmlns:w16sdtfl="http://schemas.microsoft.com/office/word/2024/wordml/sdtformatlock" xmlns:w16se="http://schemas.microsoft.com/office/word/2015/wordml/symex" xmlns:w16du="http://schemas.microsoft.com/office/word/2023/wordml/word16du" xmlns:wne="http://schemas.microsoft.com/office/word/2006/wordml" mc:Ignorable="w14 w15 w16se w16cid w16 w16cex w16sdtdh w16sdtfl w16du wp14">
+<w:hdr xmlns:wpc="http://schemas.microsoft.com/office/word/2010/wordprocessingCanvas" xmlns:cx="http://schemas.microsoft.com/office/drawing/2014/chartex" xmlns:cx1="http://schemas.microsoft.com/office/drawing/2015/9/8/chartex" xmlns:cx2="http://schemas.microsoft.com/office/drawing/2015/10/21/chartex" xmlns:cx3="http://schemas.microsoft.com/office/drawing/2016/5/9/chartex" xmlns:cx4="http://schemas.microsoft.com/office/drawing/2016/5/10/chartex" xmlns:cx5="http://schemas.microsoft.com/office/drawing/2016/5/11/chartex" xmlns:cx6="http://schemas.microsoft.com/office/drawing/2016/5/12/chartex" xmlns:cx7="http://schemas.microsoft.com/office/drawing/2016/5/13/chartex" xmlns:cx8="http://schemas.microsoft.com/office/drawing/2016/5/14/chartex" xmlns:mc="http://schemas.openxmlformats.org/markup-compatibility/2006" xmlns:aink="http://schemas.microsoft.com/office/drawing/2016/ink" xmlns:am3d="http://schemas.microsoft.com/office/drawing/2017/model3d" xmlns:o="urn:schemas-microsoft-com:office:office" xmlns:oel="http://schemas.microsoft.com/office/2019/extlst" xmlns:r="http://schemas.openxmlformats.org/officeDocument/2006/relationships" xmlns:m="http://schemas.openxmlformats.org/officeDocument/2006/math" xmlns:v="urn:schemas-microsoft-com:vml" xmlns:wp14="http://schemas.microsoft.com/office/word/2010/wordprocessingDrawing" xmlns:wp="http://schemas.openxmlformats.org/drawingml/2006/wordprocessingDrawing" xmlns:w10="urn:schemas-microsoft-com:office:word" xmlns:w="http://schemas.openxmlformats.org/wordprocessingml/2006/main" xmlns:w14="http://schemas.microsoft.com/office/word/2010/wordml" xmlns:w15="http://schemas.microsoft.com/office/word/2012/wordml" xmlns:w16cex="http://schemas.microsoft.com/office/word/2018/wordml/cex" xmlns:w16cid="http://schemas.microsoft.com/office/word/2016/wordml/cid" xmlns:w16="http://schemas.microsoft.com/office/word/2018/wordml" xmlns:w16du="http://schemas.microsoft.com/office/word/2023/wordml/word16du" xmlns:w16sdtdh="http://schemas.microsoft.com/office/word/2020/wordml/sdtdatahash" xmlns:w16sdtfl="http://schemas.microsoft.com/office/word/2024/wordml/sdtformatlock" xmlns:w16se="http://schemas.microsoft.com/office/word/2015/wordml/symex" xmlns:wpg="http://schemas.microsoft.com/office/word/2010/wordprocessingGroup" xmlns:wpi="http://schemas.microsoft.com/office/word/2010/wordprocessingInk" xmlns:wne="http://schemas.microsoft.com/office/word/2006/wordml" xmlns:wps="http://schemas.microsoft.com/office/word/2010/wordprocessingShape" mc:Ignorable="w14 w15 w16se w16cid w16 w16cex w16sdtdh w16sdtfl w16du wp14">
   <w:p>
     <w:pPr>
       <w:pStyle w:val="Encabezado"/>
@@ -3129,7 +3160,7 @@
 </file>
 
 <file path=word/header2.xml><?xml version="1.0" encoding="utf-8"?>
-<w:hdr xmlns:wpc="http://schemas.microsoft.com/office/word/2010/wordprocessingCanvas" xmlns:cx="http://schemas.microsoft.com/office/drawing/2014/chartex" xmlns:cx1="http://schemas.microsoft.com/office/drawing/2015/9/8/chartex" xmlns:cx2="http://schemas.microsoft.com/office/drawing/2015/10/21/chartex" xmlns:cx3="http://schemas.microsoft.com/office/drawing/2016/5/9/chartex" xmlns:cx4="http://schemas.microsoft.com/office/drawing/2016/5/10/chartex" xmlns:cx5="http://schemas.microsoft.com/office/drawing/2016/5/11/chartex" xmlns:cx6="http://schemas.microsoft.com/office/drawing/2016/5/12/chartex" xmlns:cx7="http://schemas.microsoft.com/office/drawing/2016/5/13/chartex" xmlns:cx8="http://schemas.microsoft.com/office/drawing/2016/5/14/chartex" xmlns:mc="http://schemas.openxmlformats.org/markup-compatibility/2006" xmlns:m="http://schemas.openxmlformats.org/officeDocument/2006/math" xmlns:aink="http://schemas.microsoft.com/office/drawing/2016/ink" xmlns:am3d="http://schemas.microsoft.com/office/drawing/2017/model3d" xmlns:oel="http://schemas.microsoft.com/office/2019/extlst" xmlns:r="http://schemas.openxmlformats.org/officeDocument/2006/relationships" xmlns:wp14="http://schemas.microsoft.com/office/word/2010/wordprocessingDrawing" xmlns:wp="http://schemas.openxmlformats.org/drawingml/2006/wordprocessingDrawing" xmlns:wpg="http://schemas.microsoft.com/office/word/2010/wordprocessingGroup" xmlns:wpi="http://schemas.microsoft.com/office/word/2010/wordprocessingInk" xmlns:wps="http://schemas.microsoft.com/office/word/2010/wordprocessingShape" xmlns:o="urn:schemas-microsoft-com:office:office" xmlns:v="urn:schemas-microsoft-com:vml" xmlns:w10="urn:schemas-microsoft-com:office:word" xmlns:w="http://schemas.openxmlformats.org/wordprocessingml/2006/main" xmlns:w14="http://schemas.microsoft.com/office/word/2010/wordml" xmlns:w15="http://schemas.microsoft.com/office/word/2012/wordml" xmlns:w16cex="http://schemas.microsoft.com/office/word/2018/wordml/cex" xmlns:w16cid="http://schemas.microsoft.com/office/word/2016/wordml/cid" xmlns:w16="http://schemas.microsoft.com/office/word/2018/wordml" xmlns:w16sdtdh="http://schemas.microsoft.com/office/word/2020/wordml/sdtdatahash" xmlns:w16sdtfl="http://schemas.microsoft.com/office/word/2024/wordml/sdtformatlock" xmlns:w16se="http://schemas.microsoft.com/office/word/2015/wordml/symex" xmlns:w16du="http://schemas.microsoft.com/office/word/2023/wordml/word16du" xmlns:wne="http://schemas.microsoft.com/office/word/2006/wordml" mc:Ignorable="w14 w15 w16se w16cid w16 w16cex w16sdtdh w16sdtfl w16du wp14">
+<w:hdr xmlns:wpc="http://schemas.microsoft.com/office/word/2010/wordprocessingCanvas" xmlns:cx="http://schemas.microsoft.com/office/drawing/2014/chartex" xmlns:cx1="http://schemas.microsoft.com/office/drawing/2015/9/8/chartex" xmlns:cx2="http://schemas.microsoft.com/office/drawing/2015/10/21/chartex" xmlns:cx3="http://schemas.microsoft.com/office/drawing/2016/5/9/chartex" xmlns:cx4="http://schemas.microsoft.com/office/drawing/2016/5/10/chartex" xmlns:cx5="http://schemas.microsoft.com/office/drawing/2016/5/11/chartex" xmlns:cx6="http://schemas.microsoft.com/office/drawing/2016/5/12/chartex" xmlns:cx7="http://schemas.microsoft.com/office/drawing/2016/5/13/chartex" xmlns:cx8="http://schemas.microsoft.com/office/drawing/2016/5/14/chartex" xmlns:mc="http://schemas.openxmlformats.org/markup-compatibility/2006" xmlns:aink="http://schemas.microsoft.com/office/drawing/2016/ink" xmlns:am3d="http://schemas.microsoft.com/office/drawing/2017/model3d" xmlns:o="urn:schemas-microsoft-com:office:office" xmlns:oel="http://schemas.microsoft.com/office/2019/extlst" xmlns:r="http://schemas.openxmlformats.org/officeDocument/2006/relationships" xmlns:m="http://schemas.openxmlformats.org/officeDocument/2006/math" xmlns:v="urn:schemas-microsoft-com:vml" xmlns:wp14="http://schemas.microsoft.com/office/word/2010/wordprocessingDrawing" xmlns:wp="http://schemas.openxmlformats.org/drawingml/2006/wordprocessingDrawing" xmlns:w10="urn:schemas-microsoft-com:office:word" xmlns:w="http://schemas.openxmlformats.org/wordprocessingml/2006/main" xmlns:w14="http://schemas.microsoft.com/office/word/2010/wordml" xmlns:w15="http://schemas.microsoft.com/office/word/2012/wordml" xmlns:w16cex="http://schemas.microsoft.com/office/word/2018/wordml/cex" xmlns:w16cid="http://schemas.microsoft.com/office/word/2016/wordml/cid" xmlns:w16="http://schemas.microsoft.com/office/word/2018/wordml" xmlns:w16du="http://schemas.microsoft.com/office/word/2023/wordml/word16du" xmlns:w16sdtdh="http://schemas.microsoft.com/office/word/2020/wordml/sdtdatahash" xmlns:w16sdtfl="http://schemas.microsoft.com/office/word/2024/wordml/sdtformatlock" xmlns:w16se="http://schemas.microsoft.com/office/word/2015/wordml/symex" xmlns:wpg="http://schemas.microsoft.com/office/word/2010/wordprocessingGroup" xmlns:wpi="http://schemas.microsoft.com/office/word/2010/wordprocessingInk" xmlns:wne="http://schemas.microsoft.com/office/word/2006/wordml" xmlns:wps="http://schemas.microsoft.com/office/word/2010/wordprocessingShape" mc:Ignorable="w14 w15 w16se w16cid w16 w16cex w16sdtdh w16sdtfl w16du wp14">
   <w:tbl>
     <w:tblPr>
       <w:tblW w:w="9780" w:type="dxa"/>
@@ -3544,7 +3575,7 @@
 </file>
 
 <file path=word/header3.xml><?xml version="1.0" encoding="utf-8"?>
-<w:hdr xmlns:wpc="http://schemas.microsoft.com/office/word/2010/wordprocessingCanvas" xmlns:cx="http://schemas.microsoft.com/office/drawing/2014/chartex" xmlns:cx1="http://schemas.microsoft.com/office/drawing/2015/9/8/chartex" xmlns:cx2="http://schemas.microsoft.com/office/drawing/2015/10/21/chartex" xmlns:cx3="http://schemas.microsoft.com/office/drawing/2016/5/9/chartex" xmlns:cx4="http://schemas.microsoft.com/office/drawing/2016/5/10/chartex" xmlns:cx5="http://schemas.microsoft.com/office/drawing/2016/5/11/chartex" xmlns:cx6="http://schemas.microsoft.com/office/drawing/2016/5/12/chartex" xmlns:cx7="http://schemas.microsoft.com/office/drawing/2016/5/13/chartex" xmlns:cx8="http://schemas.microsoft.com/office/drawing/2016/5/14/chartex" xmlns:mc="http://schemas.openxmlformats.org/markup-compatibility/2006" xmlns:m="http://schemas.openxmlformats.org/officeDocument/2006/math" xmlns:aink="http://schemas.microsoft.com/office/drawing/2016/ink" xmlns:am3d="http://schemas.microsoft.com/office/drawing/2017/model3d" xmlns:oel="http://schemas.microsoft.com/office/2019/extlst" xmlns:r="http://schemas.openxmlformats.org/officeDocument/2006/relationships" xmlns:wp14="http://schemas.microsoft.com/office/word/2010/wordprocessingDrawing" xmlns:wp="http://schemas.openxmlformats.org/drawingml/2006/wordprocessingDrawing" xmlns:wpg="http://schemas.microsoft.com/office/word/2010/wordprocessingGroup" xmlns:wpi="http://schemas.microsoft.com/office/word/2010/wordprocessingInk" xmlns:wps="http://schemas.microsoft.com/office/word/2010/wordprocessingShape" xmlns:o="urn:schemas-microsoft-com:office:office" xmlns:v="urn:schemas-microsoft-com:vml" xmlns:w10="urn:schemas-microsoft-com:office:word" xmlns:w="http://schemas.openxmlformats.org/wordprocessingml/2006/main" xmlns:w14="http://schemas.microsoft.com/office/word/2010/wordml" xmlns:w15="http://schemas.microsoft.com/office/word/2012/wordml" xmlns:w16cex="http://schemas.microsoft.com/office/word/2018/wordml/cex" xmlns:w16cid="http://schemas.microsoft.com/office/word/2016/wordml/cid" xmlns:w16="http://schemas.microsoft.com/office/word/2018/wordml" xmlns:w16sdtdh="http://schemas.microsoft.com/office/word/2020/wordml/sdtdatahash" xmlns:w16sdtfl="http://schemas.microsoft.com/office/word/2024/wordml/sdtformatlock" xmlns:w16se="http://schemas.microsoft.com/office/word/2015/wordml/symex" xmlns:w16du="http://schemas.microsoft.com/office/word/2023/wordml/word16du" xmlns:wne="http://schemas.microsoft.com/office/word/2006/wordml" mc:Ignorable="w14 w15 w16se w16cid w16 w16cex w16sdtdh w16sdtfl w16du wp14">
+<w:hdr xmlns:wpc="http://schemas.microsoft.com/office/word/2010/wordprocessingCanvas" xmlns:cx="http://schemas.microsoft.com/office/drawing/2014/chartex" xmlns:cx1="http://schemas.microsoft.com/office/drawing/2015/9/8/chartex" xmlns:cx2="http://schemas.microsoft.com/office/drawing/2015/10/21/chartex" xmlns:cx3="http://schemas.microsoft.com/office/drawing/2016/5/9/chartex" xmlns:cx4="http://schemas.microsoft.com/office/drawing/2016/5/10/chartex" xmlns:cx5="http://schemas.microsoft.com/office/drawing/2016/5/11/chartex" xmlns:cx6="http://schemas.microsoft.com/office/drawing/2016/5/12/chartex" xmlns:cx7="http://schemas.microsoft.com/office/drawing/2016/5/13/chartex" xmlns:cx8="http://schemas.microsoft.com/office/drawing/2016/5/14/chartex" xmlns:mc="http://schemas.openxmlformats.org/markup-compatibility/2006" xmlns:aink="http://schemas.microsoft.com/office/drawing/2016/ink" xmlns:am3d="http://schemas.microsoft.com/office/drawing/2017/model3d" xmlns:o="urn:schemas-microsoft-com:office:office" xmlns:oel="http://schemas.microsoft.com/office/2019/extlst" xmlns:r="http://schemas.openxmlformats.org/officeDocument/2006/relationships" xmlns:m="http://schemas.openxmlformats.org/officeDocument/2006/math" xmlns:v="urn:schemas-microsoft-com:vml" xmlns:wp14="http://schemas.microsoft.com/office/word/2010/wordprocessingDrawing" xmlns:wp="http://schemas.openxmlformats.org/drawingml/2006/wordprocessingDrawing" xmlns:w10="urn:schemas-microsoft-com:office:word" xmlns:w="http://schemas.openxmlformats.org/wordprocessingml/2006/main" xmlns:w14="http://schemas.microsoft.com/office/word/2010/wordml" xmlns:w15="http://schemas.microsoft.com/office/word/2012/wordml" xmlns:w16cex="http://schemas.microsoft.com/office/word/2018/wordml/cex" xmlns:w16cid="http://schemas.microsoft.com/office/word/2016/wordml/cid" xmlns:w16="http://schemas.microsoft.com/office/word/2018/wordml" xmlns:w16du="http://schemas.microsoft.com/office/word/2023/wordml/word16du" xmlns:w16sdtdh="http://schemas.microsoft.com/office/word/2020/wordml/sdtdatahash" xmlns:w16sdtfl="http://schemas.microsoft.com/office/word/2024/wordml/sdtformatlock" xmlns:w16se="http://schemas.microsoft.com/office/word/2015/wordml/symex" xmlns:wpg="http://schemas.microsoft.com/office/word/2010/wordprocessingGroup" xmlns:wpi="http://schemas.microsoft.com/office/word/2010/wordprocessingInk" xmlns:wne="http://schemas.microsoft.com/office/word/2006/wordml" xmlns:wps="http://schemas.microsoft.com/office/word/2010/wordprocessingShape" mc:Ignorable="w14 w15 w16se w16cid w16 w16cex w16sdtdh w16sdtfl w16du wp14">
   <w:p>
     <w:pPr>
       <w:pStyle w:val="Encabezado"/>
@@ -3554,7 +3585,7 @@
 </file>
 
 <file path=word/numbering.xml><?xml version="1.0" encoding="utf-8"?>
-<w:numbering xmlns:wpc="http://schemas.microsoft.com/office/word/2010/wordprocessingCanvas" xmlns:cx="http://schemas.microsoft.com/office/drawing/2014/chartex" xmlns:cx1="http://schemas.microsoft.com/office/drawing/2015/9/8/chartex" xmlns:cx2="http://schemas.microsoft.com/office/drawing/2015/10/21/chartex" xmlns:cx3="http://schemas.microsoft.com/office/drawing/2016/5/9/chartex" xmlns:cx4="http://schemas.microsoft.com/office/drawing/2016/5/10/chartex" xmlns:cx5="http://schemas.microsoft.com/office/drawing/2016/5/11/chartex" xmlns:cx6="http://schemas.microsoft.com/office/drawing/2016/5/12/chartex" xmlns:cx7="http://schemas.microsoft.com/office/drawing/2016/5/13/chartex" xmlns:cx8="http://schemas.microsoft.com/office/drawing/2016/5/14/chartex" xmlns:mc="http://schemas.openxmlformats.org/markup-compatibility/2006" xmlns:m="http://schemas.openxmlformats.org/officeDocument/2006/math" xmlns:aink="http://schemas.microsoft.com/office/drawing/2016/ink" xmlns:am3d="http://schemas.microsoft.com/office/drawing/2017/model3d" xmlns:oel="http://schemas.microsoft.com/office/2019/extlst" xmlns:r="http://schemas.openxmlformats.org/officeDocument/2006/relationships" xmlns:wp14="http://schemas.microsoft.com/office/word/2010/wordprocessingDrawing" xmlns:wp="http://schemas.openxmlformats.org/drawingml/2006/wordprocessingDrawing" xmlns:wpg="http://schemas.microsoft.com/office/word/2010/wordprocessingGroup" xmlns:wpi="http://schemas.microsoft.com/office/word/2010/wordprocessingInk" xmlns:wps="http://schemas.microsoft.com/office/word/2010/wordprocessingShape" xmlns:o="urn:schemas-microsoft-com:office:office" xmlns:v="urn:schemas-microsoft-com:vml" xmlns:w10="urn:schemas-microsoft-com:office:word" xmlns:w="http://schemas.openxmlformats.org/wordprocessingml/2006/main" xmlns:w14="http://schemas.microsoft.com/office/word/2010/wordml" xmlns:w15="http://schemas.microsoft.com/office/word/2012/wordml" xmlns:w16cex="http://schemas.microsoft.com/office/word/2018/wordml/cex" xmlns:w16cid="http://schemas.microsoft.com/office/word/2016/wordml/cid" xmlns:w16="http://schemas.microsoft.com/office/word/2018/wordml" xmlns:w16sdtdh="http://schemas.microsoft.com/office/word/2020/wordml/sdtdatahash" xmlns:w16sdtfl="http://schemas.microsoft.com/office/word/2024/wordml/sdtformatlock" xmlns:w16se="http://schemas.microsoft.com/office/word/2015/wordml/symex" xmlns:w16du="http://schemas.microsoft.com/office/word/2023/wordml/word16du" xmlns:wne="http://schemas.microsoft.com/office/word/2006/wordml" mc:Ignorable="w14 w15 w16se w16cid w16 w16cex w16sdtdh w16sdtfl w16du wp14">
+<w:numbering xmlns:wpc="http://schemas.microsoft.com/office/word/2010/wordprocessingCanvas" xmlns:cx="http://schemas.microsoft.com/office/drawing/2014/chartex" xmlns:cx1="http://schemas.microsoft.com/office/drawing/2015/9/8/chartex" xmlns:cx2="http://schemas.microsoft.com/office/drawing/2015/10/21/chartex" xmlns:cx3="http://schemas.microsoft.com/office/drawing/2016/5/9/chartex" xmlns:cx4="http://schemas.microsoft.com/office/drawing/2016/5/10/chartex" xmlns:cx5="http://schemas.microsoft.com/office/drawing/2016/5/11/chartex" xmlns:cx6="http://schemas.microsoft.com/office/drawing/2016/5/12/chartex" xmlns:cx7="http://schemas.microsoft.com/office/drawing/2016/5/13/chartex" xmlns:cx8="http://schemas.microsoft.com/office/drawing/2016/5/14/chartex" xmlns:mc="http://schemas.openxmlformats.org/markup-compatibility/2006" xmlns:aink="http://schemas.microsoft.com/office/drawing/2016/ink" xmlns:am3d="http://schemas.microsoft.com/office/drawing/2017/model3d" xmlns:o="urn:schemas-microsoft-com:office:office" xmlns:oel="http://schemas.microsoft.com/office/2019/extlst" xmlns:r="http://schemas.openxmlformats.org/officeDocument/2006/relationships" xmlns:m="http://schemas.openxmlformats.org/officeDocument/2006/math" xmlns:v="urn:schemas-microsoft-com:vml" xmlns:wp14="http://schemas.microsoft.com/office/word/2010/wordprocessingDrawing" xmlns:wp="http://schemas.openxmlformats.org/drawingml/2006/wordprocessingDrawing" xmlns:w10="urn:schemas-microsoft-com:office:word" xmlns:w="http://schemas.openxmlformats.org/wordprocessingml/2006/main" xmlns:w14="http://schemas.microsoft.com/office/word/2010/wordml" xmlns:w15="http://schemas.microsoft.com/office/word/2012/wordml" xmlns:w16cex="http://schemas.microsoft.com/office/word/2018/wordml/cex" xmlns:w16cid="http://schemas.microsoft.com/office/word/2016/wordml/cid" xmlns:w16="http://schemas.microsoft.com/office/word/2018/wordml" xmlns:w16du="http://schemas.microsoft.com/office/word/2023/wordml/word16du" xmlns:w16sdtdh="http://schemas.microsoft.com/office/word/2020/wordml/sdtdatahash" xmlns:w16sdtfl="http://schemas.microsoft.com/office/word/2024/wordml/sdtformatlock" xmlns:w16se="http://schemas.microsoft.com/office/word/2015/wordml/symex" xmlns:wpg="http://schemas.microsoft.com/office/word/2010/wordprocessingGroup" xmlns:wpi="http://schemas.microsoft.com/office/word/2010/wordprocessingInk" xmlns:wne="http://schemas.microsoft.com/office/word/2006/wordml" xmlns:wps="http://schemas.microsoft.com/office/word/2010/wordprocessingShape" mc:Ignorable="w14 w15 w16se w16cid w16 w16cex w16sdtdh w16sdtfl w16du wp14">
   <w:abstractNum w:abstractNumId="0" w15:restartNumberingAfterBreak="0">
     <w:nsid w:val="C1E0A4D5"/>
     <w:multiLevelType w:val="hybridMultilevel"/>
@@ -6262,7 +6293,7 @@
 </file>
 
 <file path=word/people.xml><?xml version="1.0" encoding="utf-8"?>
-<w15:people xmlns:wpc="http://schemas.microsoft.com/office/word/2010/wordprocessingCanvas" xmlns:cx="http://schemas.microsoft.com/office/drawing/2014/chartex" xmlns:cx1="http://schemas.microsoft.com/office/drawing/2015/9/8/chartex" xmlns:cx2="http://schemas.microsoft.com/office/drawing/2015/10/21/chartex" xmlns:cx3="http://schemas.microsoft.com/office/drawing/2016/5/9/chartex" xmlns:cx4="http://schemas.microsoft.com/office/drawing/2016/5/10/chartex" xmlns:cx5="http://schemas.microsoft.com/office/drawing/2016/5/11/chartex" xmlns:cx6="http://schemas.microsoft.com/office/drawing/2016/5/12/chartex" xmlns:cx7="http://schemas.microsoft.com/office/drawing/2016/5/13/chartex" xmlns:cx8="http://schemas.microsoft.com/office/drawing/2016/5/14/chartex" xmlns:mc="http://schemas.openxmlformats.org/markup-compatibility/2006" xmlns:m="http://schemas.openxmlformats.org/officeDocument/2006/math" xmlns:aink="http://schemas.microsoft.com/office/drawing/2016/ink" xmlns:am3d="http://schemas.microsoft.com/office/drawing/2017/model3d" xmlns:oel="http://schemas.microsoft.com/office/2019/extlst" xmlns:r="http://schemas.openxmlformats.org/officeDocument/2006/relationships" xmlns:wp14="http://schemas.microsoft.com/office/word/2010/wordprocessingDrawing" xmlns:wp="http://schemas.openxmlformats.org/drawingml/2006/wordprocessingDrawing" xmlns:wpg="http://schemas.microsoft.com/office/word/2010/wordprocessingGroup" xmlns:wpi="http://schemas.microsoft.com/office/word/2010/wordprocessingInk" xmlns:wps="http://schemas.microsoft.com/office/word/2010/wordprocessingShape" xmlns:o="urn:schemas-microsoft-com:office:office" xmlns:v="urn:schemas-microsoft-com:vml" xmlns:w10="urn:schemas-microsoft-com:office:word" xmlns:w="http://schemas.openxmlformats.org/wordprocessingml/2006/main" xmlns:w14="http://schemas.microsoft.com/office/word/2010/wordml" xmlns:w15="http://schemas.microsoft.com/office/word/2012/wordml" xmlns:w16cex="http://schemas.microsoft.com/office/word/2018/wordml/cex" xmlns:w16cid="http://schemas.microsoft.com/office/word/2016/wordml/cid" xmlns:w16="http://schemas.microsoft.com/office/word/2018/wordml" xmlns:w16sdtdh="http://schemas.microsoft.com/office/word/2020/wordml/sdtdatahash" xmlns:w16sdtfl="http://schemas.microsoft.com/office/word/2024/wordml/sdtformatlock" xmlns:w16se="http://schemas.microsoft.com/office/word/2015/wordml/symex" xmlns:w16du="http://schemas.microsoft.com/office/word/2023/wordml/word16du" xmlns:wne="http://schemas.microsoft.com/office/word/2006/wordml" mc:Ignorable="w14 w15 w16se w16cid w16 w16cex w16sdtdh w16sdtfl w16du wp14">
+<w15:people xmlns:wpc="http://schemas.microsoft.com/office/word/2010/wordprocessingCanvas" xmlns:cx="http://schemas.microsoft.com/office/drawing/2014/chartex" xmlns:cx1="http://schemas.microsoft.com/office/drawing/2015/9/8/chartex" xmlns:cx2="http://schemas.microsoft.com/office/drawing/2015/10/21/chartex" xmlns:cx3="http://schemas.microsoft.com/office/drawing/2016/5/9/chartex" xmlns:cx4="http://schemas.microsoft.com/office/drawing/2016/5/10/chartex" xmlns:cx5="http://schemas.microsoft.com/office/drawing/2016/5/11/chartex" xmlns:cx6="http://schemas.microsoft.com/office/drawing/2016/5/12/chartex" xmlns:cx7="http://schemas.microsoft.com/office/drawing/2016/5/13/chartex" xmlns:cx8="http://schemas.microsoft.com/office/drawing/2016/5/14/chartex" xmlns:mc="http://schemas.openxmlformats.org/markup-compatibility/2006" xmlns:aink="http://schemas.microsoft.com/office/drawing/2016/ink" xmlns:am3d="http://schemas.microsoft.com/office/drawing/2017/model3d" xmlns:o="urn:schemas-microsoft-com:office:office" xmlns:oel="http://schemas.microsoft.com/office/2019/extlst" xmlns:r="http://schemas.openxmlformats.org/officeDocument/2006/relationships" xmlns:m="http://schemas.openxmlformats.org/officeDocument/2006/math" xmlns:v="urn:schemas-microsoft-com:vml" xmlns:wp14="http://schemas.microsoft.com/office/word/2010/wordprocessingDrawing" xmlns:wp="http://schemas.openxmlformats.org/drawingml/2006/wordprocessingDrawing" xmlns:w10="urn:schemas-microsoft-com:office:word" xmlns:w="http://schemas.openxmlformats.org/wordprocessingml/2006/main" xmlns:w14="http://schemas.microsoft.com/office/word/2010/wordml" xmlns:w15="http://schemas.microsoft.com/office/word/2012/wordml" xmlns:w16cex="http://schemas.microsoft.com/office/word/2018/wordml/cex" xmlns:w16cid="http://schemas.microsoft.com/office/word/2016/wordml/cid" xmlns:w16="http://schemas.microsoft.com/office/word/2018/wordml" xmlns:w16du="http://schemas.microsoft.com/office/word/2023/wordml/word16du" xmlns:w16sdtdh="http://schemas.microsoft.com/office/word/2020/wordml/sdtdatahash" xmlns:w16sdtfl="http://schemas.microsoft.com/office/word/2024/wordml/sdtformatlock" xmlns:w16se="http://schemas.microsoft.com/office/word/2015/wordml/symex" xmlns:wpg="http://schemas.microsoft.com/office/word/2010/wordprocessingGroup" xmlns:wpi="http://schemas.microsoft.com/office/word/2010/wordprocessingInk" xmlns:wne="http://schemas.microsoft.com/office/word/2006/wordml" xmlns:wps="http://schemas.microsoft.com/office/word/2010/wordprocessingShape" mc:Ignorable="w14 w15 w16se w16cid w16 w16cex w16sdtdh w16sdtfl w16du wp14">
   <w15:person w15:author="Rodriguez Diego">
     <w15:presenceInfo w15:providerId="AD" w15:userId="S::drodriguez@fias.org.ec::dda8884d-f80f-4faf-9106-38081e540a93"/>
   </w15:person>
@@ -6270,7 +6301,7 @@
 </file>
 
 <file path=word/styles.xml><?xml version="1.0" encoding="utf-8"?>
-<w:styles xmlns:mc="http://schemas.openxmlformats.org/markup-compatibility/2006" xmlns:r="http://schemas.openxmlformats.org/officeDocument/2006/relationships" xmlns:w="http://schemas.openxmlformats.org/wordprocessingml/2006/main" xmlns:w14="http://schemas.microsoft.com/office/word/2010/wordml" xmlns:w15="http://schemas.microsoft.com/office/word/2012/wordml" xmlns:w16cex="http://schemas.microsoft.com/office/word/2018/wordml/cex" xmlns:w16cid="http://schemas.microsoft.com/office/word/2016/wordml/cid" xmlns:w16="http://schemas.microsoft.com/office/word/2018/wordml" xmlns:w16sdtdh="http://schemas.microsoft.com/office/word/2020/wordml/sdtdatahash" xmlns:w16sdtfl="http://schemas.microsoft.com/office/word/2024/wordml/sdtformatlock" xmlns:w16se="http://schemas.microsoft.com/office/word/2015/wordml/symex" xmlns:w16du="http://schemas.microsoft.com/office/word/2023/wordml/word16du" mc:Ignorable="w14 w15 w16se w16cid w16 w16cex w16sdtdh w16sdtfl w16du">
+<w:styles xmlns:mc="http://schemas.openxmlformats.org/markup-compatibility/2006" xmlns:r="http://schemas.openxmlformats.org/officeDocument/2006/relationships" xmlns:w="http://schemas.openxmlformats.org/wordprocessingml/2006/main" xmlns:w14="http://schemas.microsoft.com/office/word/2010/wordml" xmlns:w15="http://schemas.microsoft.com/office/word/2012/wordml" xmlns:w16cex="http://schemas.microsoft.com/office/word/2018/wordml/cex" xmlns:w16cid="http://schemas.microsoft.com/office/word/2016/wordml/cid" xmlns:w16="http://schemas.microsoft.com/office/word/2018/wordml" xmlns:w16du="http://schemas.microsoft.com/office/word/2023/wordml/word16du" xmlns:w16sdtdh="http://schemas.microsoft.com/office/word/2020/wordml/sdtdatahash" xmlns:w16sdtfl="http://schemas.microsoft.com/office/word/2024/wordml/sdtformatlock" xmlns:w16se="http://schemas.microsoft.com/office/word/2015/wordml/symex" mc:Ignorable="w14 w15 w16se w16cid w16 w16cex w16sdtdh w16sdtfl w16du">
   <w:docDefaults>
     <w:rPrDefault>
       <w:rPr>
@@ -7000,7 +7031,7 @@
 </file>
 
 <file path=word/glossary/document.xml><?xml version="1.0" encoding="utf-8"?>
-<w:glossaryDocument xmlns:wpc="http://schemas.microsoft.com/office/word/2010/wordprocessingCanvas" xmlns:cx="http://schemas.microsoft.com/office/drawing/2014/chartex" xmlns:cx1="http://schemas.microsoft.com/office/drawing/2015/9/8/chartex" xmlns:cx2="http://schemas.microsoft.com/office/drawing/2015/10/21/chartex" xmlns:cx3="http://schemas.microsoft.com/office/drawing/2016/5/9/chartex" xmlns:cx4="http://schemas.microsoft.com/office/drawing/2016/5/10/chartex" xmlns:cx5="http://schemas.microsoft.com/office/drawing/2016/5/11/chartex" xmlns:cx6="http://schemas.microsoft.com/office/drawing/2016/5/12/chartex" xmlns:cx7="http://schemas.microsoft.com/office/drawing/2016/5/13/chartex" xmlns:cx8="http://schemas.microsoft.com/office/drawing/2016/5/14/chartex" xmlns:mc="http://schemas.openxmlformats.org/markup-compatibility/2006" xmlns:m="http://schemas.openxmlformats.org/officeDocument/2006/math" xmlns:aink="http://schemas.microsoft.com/office/drawing/2016/ink" xmlns:am3d="http://schemas.microsoft.com/office/drawing/2017/model3d" xmlns:oel="http://schemas.microsoft.com/office/2019/extlst" xmlns:r="http://schemas.openxmlformats.org/officeDocument/2006/relationships" xmlns:wp14="http://schemas.microsoft.com/office/word/2010/wordprocessingDrawing" xmlns:wp="http://schemas.openxmlformats.org/drawingml/2006/wordprocessingDrawing" xmlns:wpg="http://schemas.microsoft.com/office/word/2010/wordprocessingGroup" xmlns:wpi="http://schemas.microsoft.com/office/word/2010/wordprocessingInk" xmlns:wps="http://schemas.microsoft.com/office/word/2010/wordprocessingShape" xmlns:o="urn:schemas-microsoft-com:office:office" xmlns:v="urn:schemas-microsoft-com:vml" xmlns:w10="urn:schemas-microsoft-com:office:word" xmlns:w="http://schemas.openxmlformats.org/wordprocessingml/2006/main" xmlns:w14="http://schemas.microsoft.com/office/word/2010/wordml" xmlns:w15="http://schemas.microsoft.com/office/word/2012/wordml" xmlns:w16cex="http://schemas.microsoft.com/office/word/2018/wordml/cex" xmlns:w16cid="http://schemas.microsoft.com/office/word/2016/wordml/cid" xmlns:w16="http://schemas.microsoft.com/office/word/2018/wordml" xmlns:w16sdtdh="http://schemas.microsoft.com/office/word/2020/wordml/sdtdatahash" xmlns:w16sdtfl="http://schemas.microsoft.com/office/word/2024/wordml/sdtformatlock" xmlns:w16se="http://schemas.microsoft.com/office/word/2015/wordml/symex" xmlns:w16du="http://schemas.microsoft.com/office/word/2023/wordml/word16du" xmlns:wne="http://schemas.microsoft.com/office/word/2006/wordml" mc:Ignorable="w14 w15 w16se w16cid w16 w16cex w16sdtdh w16sdtfl w16du wp14">
+<w:glossaryDocument xmlns:wpc="http://schemas.microsoft.com/office/word/2010/wordprocessingCanvas" xmlns:cx="http://schemas.microsoft.com/office/drawing/2014/chartex" xmlns:cx1="http://schemas.microsoft.com/office/drawing/2015/9/8/chartex" xmlns:cx2="http://schemas.microsoft.com/office/drawing/2015/10/21/chartex" xmlns:cx3="http://schemas.microsoft.com/office/drawing/2016/5/9/chartex" xmlns:cx4="http://schemas.microsoft.com/office/drawing/2016/5/10/chartex" xmlns:cx5="http://schemas.microsoft.com/office/drawing/2016/5/11/chartex" xmlns:cx6="http://schemas.microsoft.com/office/drawing/2016/5/12/chartex" xmlns:cx7="http://schemas.microsoft.com/office/drawing/2016/5/13/chartex" xmlns:cx8="http://schemas.microsoft.com/office/drawing/2016/5/14/chartex" xmlns:mc="http://schemas.openxmlformats.org/markup-compatibility/2006" xmlns:aink="http://schemas.microsoft.com/office/drawing/2016/ink" xmlns:am3d="http://schemas.microsoft.com/office/drawing/2017/model3d" xmlns:o="urn:schemas-microsoft-com:office:office" xmlns:oel="http://schemas.microsoft.com/office/2019/extlst" xmlns:r="http://schemas.openxmlformats.org/officeDocument/2006/relationships" xmlns:m="http://schemas.openxmlformats.org/officeDocument/2006/math" xmlns:v="urn:schemas-microsoft-com:vml" xmlns:wp14="http://schemas.microsoft.com/office/word/2010/wordprocessingDrawing" xmlns:wp="http://schemas.openxmlformats.org/drawingml/2006/wordprocessingDrawing" xmlns:w10="urn:schemas-microsoft-com:office:word" xmlns:w="http://schemas.openxmlformats.org/wordprocessingml/2006/main" xmlns:w14="http://schemas.microsoft.com/office/word/2010/wordml" xmlns:w15="http://schemas.microsoft.com/office/word/2012/wordml" xmlns:w16cex="http://schemas.microsoft.com/office/word/2018/wordml/cex" xmlns:w16cid="http://schemas.microsoft.com/office/word/2016/wordml/cid" xmlns:w16="http://schemas.microsoft.com/office/word/2018/wordml" xmlns:w16du="http://schemas.microsoft.com/office/word/2023/wordml/word16du" xmlns:w16sdtdh="http://schemas.microsoft.com/office/word/2020/wordml/sdtdatahash" xmlns:w16sdtfl="http://schemas.microsoft.com/office/word/2024/wordml/sdtformatlock" xmlns:w16se="http://schemas.microsoft.com/office/word/2015/wordml/symex" xmlns:wpg="http://schemas.microsoft.com/office/word/2010/wordprocessingGroup" xmlns:wpi="http://schemas.microsoft.com/office/word/2010/wordprocessingInk" xmlns:wne="http://schemas.microsoft.com/office/word/2006/wordml" xmlns:wps="http://schemas.microsoft.com/office/word/2010/wordprocessingShape" mc:Ignorable="w14 w15 w16se w16cid w16 w16cex w16sdtdh w16sdtfl w16du wp14">
   <w:docParts>
     <w:docPart>
       <w:docPartPr>
@@ -7120,7 +7151,7 @@
 </file>
 
 <file path=word/glossary/fontTable.xml><?xml version="1.0" encoding="utf-8"?>
-<w:fonts xmlns:mc="http://schemas.openxmlformats.org/markup-compatibility/2006" xmlns:r="http://schemas.openxmlformats.org/officeDocument/2006/relationships" xmlns:w="http://schemas.openxmlformats.org/wordprocessingml/2006/main" xmlns:w14="http://schemas.microsoft.com/office/word/2010/wordml" xmlns:w15="http://schemas.microsoft.com/office/word/2012/wordml" xmlns:w16cex="http://schemas.microsoft.com/office/word/2018/wordml/cex" xmlns:w16cid="http://schemas.microsoft.com/office/word/2016/wordml/cid" xmlns:w16="http://schemas.microsoft.com/office/word/2018/wordml" xmlns:w16sdtdh="http://schemas.microsoft.com/office/word/2020/wordml/sdtdatahash" xmlns:w16sdtfl="http://schemas.microsoft.com/office/word/2024/wordml/sdtformatlock" xmlns:w16se="http://schemas.microsoft.com/office/word/2015/wordml/symex" xmlns:w16du="http://schemas.microsoft.com/office/word/2023/wordml/word16du" mc:Ignorable="w14 w15 w16se w16cid w16 w16cex w16sdtdh w16sdtfl w16du">
+<w:fonts xmlns:mc="http://schemas.openxmlformats.org/markup-compatibility/2006" xmlns:r="http://schemas.openxmlformats.org/officeDocument/2006/relationships" xmlns:w="http://schemas.openxmlformats.org/wordprocessingml/2006/main" xmlns:w14="http://schemas.microsoft.com/office/word/2010/wordml" xmlns:w15="http://schemas.microsoft.com/office/word/2012/wordml" xmlns:w16cex="http://schemas.microsoft.com/office/word/2018/wordml/cex" xmlns:w16cid="http://schemas.microsoft.com/office/word/2016/wordml/cid" xmlns:w16="http://schemas.microsoft.com/office/word/2018/wordml" xmlns:w16du="http://schemas.microsoft.com/office/word/2023/wordml/word16du" xmlns:w16sdtdh="http://schemas.microsoft.com/office/word/2020/wordml/sdtdatahash" xmlns:w16sdtfl="http://schemas.microsoft.com/office/word/2024/wordml/sdtformatlock" xmlns:w16se="http://schemas.microsoft.com/office/word/2015/wordml/symex" mc:Ignorable="w14 w15 w16se w16cid w16 w16cex w16sdtdh w16sdtfl w16du">
   <w:font w:name="Times New Roman">
     <w:panose1 w:val="02020603050405020304"/>
     <w:charset w:val="00"/>
@@ -7154,7 +7185,7 @@
     <w:charset w:val="00"/>
     <w:family w:val="swiss"/>
     <w:pitch w:val="variable"/>
-    <w:sig w:usb0="E4002EFF" w:usb1="C000ACFF" w:usb2="00000009" w:usb3="00000000" w:csb0="000001FF" w:csb1="00000000"/>
+    <w:sig w:usb0="E4002EFF" w:usb1="C000247B" w:usb2="00000009" w:usb3="00000000" w:csb0="000001FF" w:csb1="00000000"/>
   </w:font>
   <w:font w:name="Tahoma">
     <w:panose1 w:val="020B0604030504040204"/>
@@ -7185,14 +7216,12 @@
     <w:sig w:usb0="E4002EFF" w:usb1="C000247B" w:usb2="00000009" w:usb3="00000000" w:csb0="000001FF" w:csb1="00000000"/>
   </w:font>
   <w:font w:name="Aptos">
-    <w:panose1 w:val="020B0004020202020204"/>
     <w:charset w:val="00"/>
     <w:family w:val="swiss"/>
     <w:pitch w:val="variable"/>
     <w:sig w:usb0="20000287" w:usb1="00000003" w:usb2="00000000" w:usb3="00000000" w:csb0="0000019F" w:csb1="00000000"/>
   </w:font>
   <w:font w:name="Aptos Display">
-    <w:panose1 w:val="020B0004020202020204"/>
     <w:charset w:val="00"/>
     <w:family w:val="swiss"/>
     <w:pitch w:val="variable"/>
@@ -7202,7 +7231,7 @@
 </file>
 
 <file path=word/glossary/settings.xml><?xml version="1.0" encoding="utf-8"?>
-<w:settings xmlns:mc="http://schemas.openxmlformats.org/markup-compatibility/2006" xmlns:m="http://schemas.openxmlformats.org/officeDocument/2006/math" xmlns:r="http://schemas.openxmlformats.org/officeDocument/2006/relationships" xmlns:sl="http://schemas.openxmlformats.org/schemaLibrary/2006/main" xmlns:o="urn:schemas-microsoft-com:office:office" xmlns:v="urn:schemas-microsoft-com:vml" xmlns:w10="urn:schemas-microsoft-com:office:word" xmlns:w="http://schemas.openxmlformats.org/wordprocessingml/2006/main" xmlns:w14="http://schemas.microsoft.com/office/word/2010/wordml" xmlns:w15="http://schemas.microsoft.com/office/word/2012/wordml" xmlns:w16cex="http://schemas.microsoft.com/office/word/2018/wordml/cex" xmlns:w16cid="http://schemas.microsoft.com/office/word/2016/wordml/cid" xmlns:w16="http://schemas.microsoft.com/office/word/2018/wordml" xmlns:w16sdtdh="http://schemas.microsoft.com/office/word/2020/wordml/sdtdatahash" xmlns:w16sdtfl="http://schemas.microsoft.com/office/word/2024/wordml/sdtformatlock" xmlns:w16se="http://schemas.microsoft.com/office/word/2015/wordml/symex" xmlns:w16du="http://schemas.microsoft.com/office/word/2023/wordml/word16du" mc:Ignorable="w14 w15 w16se w16cid w16 w16cex w16sdtdh w16sdtfl w16du">
+<w:settings xmlns:mc="http://schemas.openxmlformats.org/markup-compatibility/2006" xmlns:o="urn:schemas-microsoft-com:office:office" xmlns:r="http://schemas.openxmlformats.org/officeDocument/2006/relationships" xmlns:m="http://schemas.openxmlformats.org/officeDocument/2006/math" xmlns:v="urn:schemas-microsoft-com:vml" xmlns:w10="urn:schemas-microsoft-com:office:word" xmlns:w="http://schemas.openxmlformats.org/wordprocessingml/2006/main" xmlns:w14="http://schemas.microsoft.com/office/word/2010/wordml" xmlns:w15="http://schemas.microsoft.com/office/word/2012/wordml" xmlns:w16cex="http://schemas.microsoft.com/office/word/2018/wordml/cex" xmlns:w16cid="http://schemas.microsoft.com/office/word/2016/wordml/cid" xmlns:w16="http://schemas.microsoft.com/office/word/2018/wordml" xmlns:w16du="http://schemas.microsoft.com/office/word/2023/wordml/word16du" xmlns:w16sdtdh="http://schemas.microsoft.com/office/word/2020/wordml/sdtdatahash" xmlns:w16sdtfl="http://schemas.microsoft.com/office/word/2024/wordml/sdtformatlock" xmlns:w16se="http://schemas.microsoft.com/office/word/2015/wordml/symex" xmlns:sl="http://schemas.openxmlformats.org/schemaLibrary/2006/main" mc:Ignorable="w14 w15 w16se w16cid w16 w16cex w16sdtdh w16sdtfl w16du">
   <w:view w:val="normal"/>
   <w:revisionView w:comments="0" w:insDel="0" w:formatting="0"/>
   <w:defaultTabStop w:val="708"/>
@@ -7219,6 +7248,8 @@
   </w:compat>
   <w:rsids>
     <w:rsidRoot w:val="00E932A4"/>
+    <w:rsid w:val="000D21AD"/>
+    <w:rsid w:val="00293299"/>
     <w:rsid w:val="005C7833"/>
     <w:rsid w:val="00860204"/>
     <w:rsid w:val="008C2B1E"/>
@@ -7249,7 +7280,7 @@
 </file>
 
 <file path=word/glossary/styles.xml><?xml version="1.0" encoding="utf-8"?>
-<w:styles xmlns:mc="http://schemas.openxmlformats.org/markup-compatibility/2006" xmlns:r="http://schemas.openxmlformats.org/officeDocument/2006/relationships" xmlns:w="http://schemas.openxmlformats.org/wordprocessingml/2006/main" xmlns:w14="http://schemas.microsoft.com/office/word/2010/wordml" xmlns:w15="http://schemas.microsoft.com/office/word/2012/wordml" xmlns:w16cex="http://schemas.microsoft.com/office/word/2018/wordml/cex" xmlns:w16cid="http://schemas.microsoft.com/office/word/2016/wordml/cid" xmlns:w16="http://schemas.microsoft.com/office/word/2018/wordml" xmlns:w16sdtdh="http://schemas.microsoft.com/office/word/2020/wordml/sdtdatahash" xmlns:w16sdtfl="http://schemas.microsoft.com/office/word/2024/wordml/sdtformatlock" xmlns:w16se="http://schemas.microsoft.com/office/word/2015/wordml/symex" xmlns:w16du="http://schemas.microsoft.com/office/word/2023/wordml/word16du" mc:Ignorable="w14 w15 w16se w16cid w16 w16cex w16sdtdh w16sdtfl w16du">
+<w:styles xmlns:mc="http://schemas.openxmlformats.org/markup-compatibility/2006" xmlns:r="http://schemas.openxmlformats.org/officeDocument/2006/relationships" xmlns:w="http://schemas.openxmlformats.org/wordprocessingml/2006/main" xmlns:w14="http://schemas.microsoft.com/office/word/2010/wordml" xmlns:w15="http://schemas.microsoft.com/office/word/2012/wordml" xmlns:w16cex="http://schemas.microsoft.com/office/word/2018/wordml/cex" xmlns:w16cid="http://schemas.microsoft.com/office/word/2016/wordml/cid" xmlns:w16="http://schemas.microsoft.com/office/word/2018/wordml" xmlns:w16du="http://schemas.microsoft.com/office/word/2023/wordml/word16du" xmlns:w16sdtdh="http://schemas.microsoft.com/office/word/2020/wordml/sdtdatahash" xmlns:w16sdtfl="http://schemas.microsoft.com/office/word/2024/wordml/sdtformatlock" xmlns:w16se="http://schemas.microsoft.com/office/word/2015/wordml/symex" mc:Ignorable="w14 w15 w16se w16cid w16 w16cex w16sdtdh w16sdtfl w16du">
   <w:docDefaults>
     <w:rPrDefault>
       <w:rPr>
@@ -7702,7 +7733,7 @@
 </file>
 
 <file path=word/glossary/webSettings.xml><?xml version="1.0" encoding="utf-8"?>
-<w:webSettings xmlns:mc="http://schemas.openxmlformats.org/markup-compatibility/2006" xmlns:r="http://schemas.openxmlformats.org/officeDocument/2006/relationships" xmlns:w="http://schemas.openxmlformats.org/wordprocessingml/2006/main" xmlns:w14="http://schemas.microsoft.com/office/word/2010/wordml" xmlns:w15="http://schemas.microsoft.com/office/word/2012/wordml" xmlns:w16cex="http://schemas.microsoft.com/office/word/2018/wordml/cex" xmlns:w16cid="http://schemas.microsoft.com/office/word/2016/wordml/cid" xmlns:w16="http://schemas.microsoft.com/office/word/2018/wordml" xmlns:w16sdtdh="http://schemas.microsoft.com/office/word/2020/wordml/sdtdatahash" xmlns:w16sdtfl="http://schemas.microsoft.com/office/word/2024/wordml/sdtformatlock" xmlns:w16se="http://schemas.microsoft.com/office/word/2015/wordml/symex" xmlns:w16du="http://schemas.microsoft.com/office/word/2023/wordml/word16du" mc:Ignorable="w14 w15 w16se w16cid w16 w16cex w16sdtdh w16sdtfl w16du">
+<w:webSettings xmlns:mc="http://schemas.openxmlformats.org/markup-compatibility/2006" xmlns:r="http://schemas.openxmlformats.org/officeDocument/2006/relationships" xmlns:w="http://schemas.openxmlformats.org/wordprocessingml/2006/main" xmlns:w14="http://schemas.microsoft.com/office/word/2010/wordml" xmlns:w15="http://schemas.microsoft.com/office/word/2012/wordml" xmlns:w16cex="http://schemas.microsoft.com/office/word/2018/wordml/cex" xmlns:w16cid="http://schemas.microsoft.com/office/word/2016/wordml/cid" xmlns:w16="http://schemas.microsoft.com/office/word/2018/wordml" xmlns:w16du="http://schemas.microsoft.com/office/word/2023/wordml/word16du" xmlns:w16sdtdh="http://schemas.microsoft.com/office/word/2020/wordml/sdtdatahash" xmlns:w16sdtfl="http://schemas.microsoft.com/office/word/2024/wordml/sdtformatlock" xmlns:w16se="http://schemas.microsoft.com/office/word/2015/wordml/symex" mc:Ignorable="w14 w15 w16se w16cid w16 w16cex w16sdtdh w16sdtfl w16du">
   <w:optimizeForBrowser/>
   <w:allowPNG/>
 </w:webSettings>
@@ -8033,7 +8064,6 @@
 <ds:datastoreItem xmlns:ds="http://schemas.openxmlformats.org/officeDocument/2006/customXml" ds:itemID="{5B7755F9-1E66-4D1E-84D8-54EAE2566330}">
   <ds:schemaRefs>
     <ds:schemaRef ds:uri="http://schemas.openxmlformats.org/officeDocument/2006/bibliography"/>
-    <ds:schemaRef ds:uri="http://www.w3.org/2000/xmlns/"/>
   </ds:schemaRefs>
 </ds:datastoreItem>
 </file>